--- a/data/full_template_v6.docx
+++ b/data/full_template_v6.docx
@@ -46,8 +46,6 @@
         </w:rPr>
         <w:t>[[二级标题]]</w:t>
       </w:r>
-      <w:bookmarkStart w:id="0" w:name="_GoBack"/>
-      <w:bookmarkEnd w:id="0"/>
     </w:p>
     <w:p>
       <w:pPr>
@@ -113,6 +111,12 @@
       </w:r>
     </w:p>
     <w:p>
+      <w:pPr>
+        <w:rPr>
+          <w:sz w:val="96"/>
+          <w:szCs w:val="96"/>
+        </w:rPr>
+      </w:pPr>
       <w:r>
         <w:rPr>
           <w:sz w:val="24"/>
@@ -125,11 +129,15 @@
       <w:pPr>
         <w:spacing w:line="360" w:lineRule="auto"/>
         <w:ind w:firstLine="480"/>
+        <w:rPr>
+          <w:rFonts w:hint="eastAsia" w:ascii="隶书" w:hAnsi="隶书" w:eastAsia="隶书" w:cs="隶书"/>
+        </w:rPr>
       </w:pPr>
       <w:r>
         <w:rPr>
-          <w:sz w:val="24"/>
-          <w:szCs w:val="24"/>
+          <w:rFonts w:hint="eastAsia" w:ascii="隶书" w:hAnsi="隶书" w:eastAsia="隶书" w:cs="隶书"/>
+          <w:sz w:val="96"/>
+          <w:szCs w:val="96"/>
         </w:rPr>
         <w:t>这里是正文段落示例，首行缩进，1.5倍行距。</w:t>
       </w:r>
@@ -176,6 +184,13 @@
       </w:r>
     </w:p>
     <w:p>
+      <w:pPr>
+        <w:rPr>
+          <w:rFonts w:hint="eastAsia" w:ascii="华文细黑" w:hAnsi="华文细黑" w:eastAsia="华文细黑" w:cs="华文细黑"/>
+          <w:sz w:val="96"/>
+          <w:szCs w:val="96"/>
+        </w:rPr>
+      </w:pPr>
       <w:r>
         <w:rPr>
           <w:sz w:val="24"/>
@@ -191,8 +206,9 @@
       </w:pPr>
       <w:r>
         <w:rPr>
-          <w:sz w:val="24"/>
-          <w:szCs w:val="24"/>
+          <w:rFonts w:hint="eastAsia" w:ascii="华文细黑" w:hAnsi="华文细黑" w:eastAsia="华文细黑" w:cs="华文细黑"/>
+          <w:sz w:val="96"/>
+          <w:szCs w:val="96"/>
         </w:rPr>
         <w:t>摘要正文示例。</w:t>
       </w:r>
@@ -323,18 +339,18 @@
     </w:p>
     <w:tbl>
       <w:tblPr>
-        <w:tblStyle w:val="32"/>
-        <w:tblW w:w="9360" w:type="dxa"/>
-        <w:tblInd w:w="0" w:type="dxa"/>
+        <w:tblStyle w:val="33"/>
+        <w:tblW w:w="0" w:type="auto"/>
+        <w:jc w:val="center"/>
         <w:tblBorders>
-          <w:top w:val="single" w:color="000000" w:sz="4" w:space="0"/>
-          <w:left w:val="single" w:color="000000" w:sz="4" w:space="0"/>
-          <w:bottom w:val="single" w:color="000000" w:sz="4" w:space="0"/>
-          <w:right w:val="single" w:color="000000" w:sz="4" w:space="0"/>
-          <w:insideH w:val="single" w:color="000000" w:sz="4" w:space="0"/>
-          <w:insideV w:val="single" w:color="000000" w:sz="4" w:space="0"/>
+          <w:top w:val="single" w:color="auto" w:sz="4" w:space="0"/>
+          <w:left w:val="single" w:color="auto" w:sz="4" w:space="0"/>
+          <w:bottom w:val="single" w:color="auto" w:sz="4" w:space="0"/>
+          <w:right w:val="single" w:color="auto" w:sz="4" w:space="0"/>
+          <w:insideH w:val="single" w:color="auto" w:sz="4" w:space="0"/>
+          <w:insideV w:val="single" w:color="auto" w:sz="4" w:space="0"/>
         </w:tblBorders>
-        <w:tblLayout w:type="autofit"/>
+        <w:tblLayout w:type="fixed"/>
         <w:tblCellMar>
           <w:top w:w="0" w:type="dxa"/>
           <w:left w:w="108" w:type="dxa"/>
@@ -343,19 +359,22 @@
         </w:tblCellMar>
       </w:tblPr>
       <w:tblGrid>
-        <w:gridCol w:w="3120"/>
-        <w:gridCol w:w="3120"/>
-        <w:gridCol w:w="3120"/>
+        <w:gridCol w:w="1365"/>
+        <w:gridCol w:w="1365"/>
+        <w:gridCol w:w="1365"/>
+        <w:gridCol w:w="1365"/>
+        <w:gridCol w:w="1365"/>
+        <w:gridCol w:w="1365"/>
       </w:tblGrid>
       <w:tr>
         <w:tblPrEx>
           <w:tblBorders>
-            <w:top w:val="single" w:color="000000" w:sz="4" w:space="0"/>
-            <w:left w:val="single" w:color="000000" w:sz="4" w:space="0"/>
-            <w:bottom w:val="single" w:color="000000" w:sz="4" w:space="0"/>
-            <w:right w:val="single" w:color="000000" w:sz="4" w:space="0"/>
-            <w:insideH w:val="single" w:color="000000" w:sz="4" w:space="0"/>
-            <w:insideV w:val="single" w:color="000000" w:sz="4" w:space="0"/>
+            <w:top w:val="single" w:color="auto" w:sz="4" w:space="0"/>
+            <w:left w:val="single" w:color="auto" w:sz="4" w:space="0"/>
+            <w:bottom w:val="single" w:color="auto" w:sz="4" w:space="0"/>
+            <w:right w:val="single" w:color="auto" w:sz="4" w:space="0"/>
+            <w:insideH w:val="single" w:color="auto" w:sz="4" w:space="0"/>
+            <w:insideV w:val="single" w:color="auto" w:sz="4" w:space="0"/>
           </w:tblBorders>
           <w:tblCellMar>
             <w:top w:w="0" w:type="dxa"/>
@@ -364,57 +383,441 @@
             <w:right w:w="108" w:type="dxa"/>
           </w:tblCellMar>
         </w:tblPrEx>
+        <w:trPr>
+          <w:trHeight w:val="989" w:hRule="atLeast"/>
+          <w:jc w:val="center"/>
+        </w:trPr>
         <w:tc>
           <w:tcPr>
-            <w:tcW w:w="3120" w:type="dxa"/>
+            <w:tcW w:w="1365" w:type="dxa"/>
+            <w:tcBorders>
+              <w:top w:val="single" w:color="auto" w:sz="12" w:space="0"/>
+              <w:left w:val="nil"/>
+              <w:bottom w:val="single" w:color="auto" w:sz="8" w:space="0"/>
+              <w:right w:val="nil"/>
+            </w:tcBorders>
+            <w:noWrap w:val="0"/>
+            <w:vAlign w:val="center"/>
           </w:tcPr>
           <w:p>
             <w:pPr>
+              <w:pStyle w:val="20"/>
+              <w:adjustRightInd w:val="0"/>
+              <w:spacing w:after="0"/>
+              <w:ind w:left="0" w:leftChars="0"/>
               <w:jc w:val="center"/>
+              <w:rPr>
+                <w:rFonts w:hint="eastAsia"/>
+                <w:sz w:val="21"/>
+                <w:szCs w:val="21"/>
+              </w:rPr>
             </w:pPr>
             <w:r>
               <w:rPr>
-                <w:b/>
-                <w:sz w:val="22"/>
-                <w:szCs w:val="22"/>
+                <w:rFonts w:hint="eastAsia"/>
+                <w:sz w:val="21"/>
+                <w:szCs w:val="21"/>
               </w:rPr>
-              <w:t>表头A</w:t>
+              <w:t>供气压力</w:t>
+            </w:r>
+          </w:p>
+          <w:p>
+            <w:pPr>
+              <w:pStyle w:val="20"/>
+              <w:adjustRightInd w:val="0"/>
+              <w:spacing w:after="0"/>
+              <w:ind w:left="0" w:leftChars="0"/>
+              <w:jc w:val="center"/>
+              <w:rPr>
+                <w:rFonts w:hint="eastAsia"/>
+                <w:sz w:val="21"/>
+                <w:szCs w:val="21"/>
+              </w:rPr>
+            </w:pPr>
+            <w:r>
+              <w:rPr>
+                <w:rFonts w:hint="eastAsia"/>
+                <w:i/>
+                <w:sz w:val="21"/>
+                <w:szCs w:val="21"/>
+              </w:rPr>
+              <w:t>P</w:t>
+            </w:r>
+            <w:r>
+              <w:rPr>
+                <w:rFonts w:hint="eastAsia"/>
+                <w:iCs/>
+                <w:sz w:val="21"/>
+                <w:szCs w:val="21"/>
+                <w:vertAlign w:val="subscript"/>
+              </w:rPr>
+              <w:t>s</w:t>
+            </w:r>
+            <w:r>
+              <w:rPr>
+                <w:rFonts w:hint="eastAsia"/>
+                <w:i/>
+                <w:sz w:val="21"/>
+                <w:szCs w:val="21"/>
+              </w:rPr>
+              <w:t xml:space="preserve"> </w:t>
+            </w:r>
+            <w:r>
+              <w:rPr>
+                <w:rFonts w:hint="eastAsia"/>
+                <w:sz w:val="21"/>
+                <w:szCs w:val="21"/>
+              </w:rPr>
+              <w:t>(MPa)</w:t>
             </w:r>
           </w:p>
         </w:tc>
         <w:tc>
           <w:tcPr>
-            <w:tcW w:w="3120" w:type="dxa"/>
+            <w:tcW w:w="1365" w:type="dxa"/>
+            <w:tcBorders>
+              <w:top w:val="single" w:color="auto" w:sz="12" w:space="0"/>
+              <w:left w:val="nil"/>
+              <w:bottom w:val="single" w:color="auto" w:sz="8" w:space="0"/>
+              <w:right w:val="nil"/>
+            </w:tcBorders>
+            <w:noWrap w:val="0"/>
+            <w:vAlign w:val="center"/>
           </w:tcPr>
           <w:p>
             <w:pPr>
+              <w:pStyle w:val="20"/>
+              <w:adjustRightInd w:val="0"/>
+              <w:spacing w:after="0"/>
+              <w:ind w:left="210" w:leftChars="0" w:hanging="210" w:hangingChars="100"/>
               <w:jc w:val="center"/>
+              <w:rPr>
+                <w:rFonts w:hint="eastAsia"/>
+                <w:sz w:val="21"/>
+                <w:szCs w:val="21"/>
+              </w:rPr>
             </w:pPr>
             <w:r>
               <w:rPr>
-                <w:b/>
-                <w:sz w:val="22"/>
-                <w:szCs w:val="22"/>
+                <w:rFonts w:hint="eastAsia"/>
+                <w:sz w:val="21"/>
+                <w:szCs w:val="21"/>
               </w:rPr>
-              <w:t>表头B</w:t>
+              <w:t>流量测量</w:t>
+            </w:r>
+          </w:p>
+          <w:p>
+            <w:pPr>
+              <w:pStyle w:val="20"/>
+              <w:adjustRightInd w:val="0"/>
+              <w:spacing w:after="0"/>
+              <w:ind w:left="210" w:leftChars="0" w:hanging="210" w:hangingChars="100"/>
+              <w:jc w:val="center"/>
+              <w:rPr>
+                <w:rFonts w:hint="eastAsia"/>
+                <w:sz w:val="21"/>
+                <w:szCs w:val="21"/>
+              </w:rPr>
+            </w:pPr>
+            <w:r>
+              <w:rPr>
+                <w:rFonts w:hint="eastAsia"/>
+                <w:i/>
+                <w:sz w:val="21"/>
+                <w:szCs w:val="21"/>
+              </w:rPr>
+              <w:t>M</w:t>
+            </w:r>
+            <w:r>
+              <w:rPr>
+                <w:rFonts w:hint="eastAsia"/>
+                <w:sz w:val="21"/>
+                <w:szCs w:val="21"/>
+              </w:rPr>
+              <w:t>′(m</w:t>
+            </w:r>
+            <w:r>
+              <w:rPr>
+                <w:rFonts w:hint="eastAsia"/>
+                <w:sz w:val="21"/>
+                <w:szCs w:val="21"/>
+                <w:vertAlign w:val="superscript"/>
+              </w:rPr>
+              <w:t>3</w:t>
+            </w:r>
+            <w:r>
+              <w:rPr>
+                <w:rFonts w:hint="eastAsia"/>
+                <w:sz w:val="21"/>
+                <w:szCs w:val="21"/>
+              </w:rPr>
+              <w:t>/h)</w:t>
             </w:r>
           </w:p>
         </w:tc>
         <w:tc>
           <w:tcPr>
-            <w:tcW w:w="3120" w:type="dxa"/>
+            <w:tcW w:w="1365" w:type="dxa"/>
+            <w:tcBorders>
+              <w:top w:val="single" w:color="auto" w:sz="12" w:space="0"/>
+              <w:left w:val="nil"/>
+              <w:bottom w:val="single" w:color="auto" w:sz="8" w:space="0"/>
+              <w:right w:val="nil"/>
+            </w:tcBorders>
+            <w:noWrap w:val="0"/>
+            <w:vAlign w:val="center"/>
           </w:tcPr>
           <w:p>
             <w:pPr>
+              <w:pStyle w:val="20"/>
+              <w:adjustRightInd w:val="0"/>
+              <w:spacing w:after="0"/>
+              <w:ind w:left="0" w:leftChars="0"/>
               <w:jc w:val="center"/>
+              <w:rPr>
+                <w:rFonts w:hint="eastAsia"/>
+                <w:sz w:val="21"/>
+                <w:szCs w:val="21"/>
+                <w:vertAlign w:val="superscript"/>
+              </w:rPr>
             </w:pPr>
             <w:r>
               <w:rPr>
-                <w:b/>
-                <w:sz w:val="22"/>
-                <w:szCs w:val="22"/>
+                <w:rFonts w:hint="eastAsia"/>
+                <w:sz w:val="21"/>
+                <w:szCs w:val="21"/>
               </w:rPr>
-              <w:t>表头C</w:t>
+              <w:t>流量修正值</w:t>
+            </w:r>
+            <w:r>
+              <w:rPr>
+                <w:rFonts w:hint="eastAsia"/>
+                <w:i/>
+                <w:sz w:val="21"/>
+                <w:szCs w:val="21"/>
+              </w:rPr>
+              <w:t xml:space="preserve">M </w:t>
+            </w:r>
+            <w:r>
+              <w:rPr>
+                <w:rFonts w:hint="eastAsia"/>
+                <w:sz w:val="21"/>
+                <w:szCs w:val="21"/>
+              </w:rPr>
+              <w:t>(m</w:t>
+            </w:r>
+            <w:r>
+              <w:rPr>
+                <w:rFonts w:hint="eastAsia"/>
+                <w:sz w:val="21"/>
+                <w:szCs w:val="21"/>
+                <w:vertAlign w:val="superscript"/>
+              </w:rPr>
+              <w:t>3</w:t>
+            </w:r>
+            <w:r>
+              <w:rPr>
+                <w:rFonts w:hint="eastAsia"/>
+                <w:sz w:val="21"/>
+                <w:szCs w:val="21"/>
+              </w:rPr>
+              <w:t xml:space="preserve">/s) </w:t>
+            </w:r>
+            <w:r>
+              <w:rPr>
+                <w:sz w:val="21"/>
+                <w:szCs w:val="21"/>
+              </w:rPr>
+              <w:t>×</w:t>
+            </w:r>
+            <w:r>
+              <w:rPr>
+                <w:rFonts w:hint="eastAsia"/>
+                <w:sz w:val="21"/>
+                <w:szCs w:val="21"/>
+              </w:rPr>
+              <w:t>10</w:t>
+            </w:r>
+            <w:r>
+              <w:rPr>
+                <w:rFonts w:hint="eastAsia"/>
+                <w:sz w:val="21"/>
+                <w:szCs w:val="21"/>
+                <w:vertAlign w:val="superscript"/>
+              </w:rPr>
+              <w:t>-4</w:t>
+            </w:r>
+          </w:p>
+        </w:tc>
+        <w:tc>
+          <w:tcPr>
+            <w:tcW w:w="1365" w:type="dxa"/>
+            <w:tcBorders>
+              <w:top w:val="single" w:color="auto" w:sz="12" w:space="0"/>
+              <w:left w:val="nil"/>
+              <w:bottom w:val="single" w:color="auto" w:sz="8" w:space="0"/>
+              <w:right w:val="nil"/>
+            </w:tcBorders>
+            <w:noWrap w:val="0"/>
+            <w:vAlign w:val="center"/>
+          </w:tcPr>
+          <w:p>
+            <w:pPr>
+              <w:pStyle w:val="20"/>
+              <w:adjustRightInd w:val="0"/>
+              <w:spacing w:after="0"/>
+              <w:ind w:left="420" w:leftChars="0" w:hanging="420" w:hangingChars="200"/>
+              <w:jc w:val="center"/>
+              <w:rPr>
+                <w:rFonts w:hint="eastAsia"/>
+                <w:sz w:val="21"/>
+                <w:szCs w:val="21"/>
+              </w:rPr>
+            </w:pPr>
+            <w:r>
+              <w:rPr>
+                <w:rFonts w:hint="eastAsia"/>
+                <w:sz w:val="21"/>
+                <w:szCs w:val="21"/>
+              </w:rPr>
+              <w:t>压力差</w:t>
+            </w:r>
+          </w:p>
+          <w:p>
+            <w:pPr>
+              <w:pStyle w:val="20"/>
+              <w:adjustRightInd w:val="0"/>
+              <w:spacing w:after="0"/>
+              <w:ind w:left="420" w:leftChars="0" w:hanging="420" w:hangingChars="200"/>
+              <w:jc w:val="center"/>
+              <w:rPr>
+                <w:rFonts w:hint="eastAsia"/>
+                <w:sz w:val="21"/>
+                <w:szCs w:val="21"/>
+              </w:rPr>
+            </w:pPr>
+            <w:r>
+              <w:rPr>
+                <w:rFonts w:hint="eastAsia"/>
+                <w:iCs/>
+                <w:sz w:val="21"/>
+                <w:szCs w:val="21"/>
+              </w:rPr>
+              <w:t>Δ</w:t>
+            </w:r>
+            <w:r>
+              <w:rPr>
+                <w:rFonts w:hint="eastAsia"/>
+                <w:i/>
+                <w:sz w:val="21"/>
+                <w:szCs w:val="21"/>
+              </w:rPr>
+              <w:t>P</w:t>
+            </w:r>
+            <w:r>
+              <w:rPr>
+                <w:rFonts w:hint="eastAsia"/>
+                <w:sz w:val="21"/>
+                <w:szCs w:val="21"/>
+              </w:rPr>
+              <w:t xml:space="preserve"> (Pa)</w:t>
+            </w:r>
+          </w:p>
+        </w:tc>
+        <w:tc>
+          <w:tcPr>
+            <w:tcW w:w="1365" w:type="dxa"/>
+            <w:tcBorders>
+              <w:top w:val="single" w:color="auto" w:sz="12" w:space="0"/>
+              <w:left w:val="nil"/>
+              <w:bottom w:val="single" w:color="auto" w:sz="8" w:space="0"/>
+              <w:right w:val="nil"/>
+            </w:tcBorders>
+            <w:noWrap w:val="0"/>
+            <w:vAlign w:val="center"/>
+          </w:tcPr>
+          <w:p>
+            <w:pPr>
+              <w:pStyle w:val="20"/>
+              <w:adjustRightInd w:val="0"/>
+              <w:spacing w:after="0"/>
+              <w:ind w:left="0" w:leftChars="0"/>
+              <w:jc w:val="center"/>
+              <w:rPr>
+                <w:rFonts w:hint="eastAsia"/>
+                <w:sz w:val="21"/>
+                <w:szCs w:val="21"/>
+              </w:rPr>
+            </w:pPr>
+            <w:r>
+              <w:rPr>
+                <w:rFonts w:hint="eastAsia"/>
+                <w:sz w:val="21"/>
+                <w:szCs w:val="21"/>
+              </w:rPr>
+              <w:t>lg</w:t>
+            </w:r>
+            <w:r>
+              <w:rPr>
+                <w:rFonts w:hint="eastAsia"/>
+                <w:iCs/>
+                <w:sz w:val="21"/>
+                <w:szCs w:val="21"/>
+              </w:rPr>
+              <w:t>Δ</w:t>
+            </w:r>
+            <w:r>
+              <w:rPr>
+                <w:rFonts w:hint="eastAsia"/>
+                <w:i/>
+                <w:sz w:val="21"/>
+                <w:szCs w:val="21"/>
+              </w:rPr>
+              <w:t>P</w:t>
+            </w:r>
+          </w:p>
+        </w:tc>
+        <w:tc>
+          <w:tcPr>
+            <w:tcW w:w="1365" w:type="dxa"/>
+            <w:tcBorders>
+              <w:top w:val="single" w:color="auto" w:sz="12" w:space="0"/>
+              <w:left w:val="nil"/>
+              <w:bottom w:val="single" w:color="auto" w:sz="8" w:space="0"/>
+              <w:right w:val="nil"/>
+            </w:tcBorders>
+            <w:noWrap w:val="0"/>
+            <w:vAlign w:val="center"/>
+          </w:tcPr>
+          <w:p>
+            <w:pPr>
+              <w:pStyle w:val="20"/>
+              <w:adjustRightInd w:val="0"/>
+              <w:spacing w:after="0"/>
+              <w:ind w:left="0" w:leftChars="0" w:firstLine="210" w:firstLineChars="100"/>
+              <w:jc w:val="center"/>
+              <w:rPr>
+                <w:rFonts w:hint="eastAsia"/>
+                <w:sz w:val="21"/>
+                <w:szCs w:val="21"/>
+              </w:rPr>
+            </w:pPr>
+            <w:r>
+              <w:rPr>
+                <w:rFonts w:hint="eastAsia"/>
+                <w:sz w:val="21"/>
+                <w:szCs w:val="21"/>
+              </w:rPr>
+              <w:t xml:space="preserve">lg </w:t>
+            </w:r>
+            <w:r>
+              <w:rPr>
+                <w:rFonts w:hint="eastAsia"/>
+                <w:i/>
+                <w:sz w:val="21"/>
+                <w:szCs w:val="21"/>
+              </w:rPr>
+              <w:t>M</w:t>
             </w:r>
           </w:p>
         </w:tc>
@@ -422,12 +825,12 @@
       <w:tr>
         <w:tblPrEx>
           <w:tblBorders>
-            <w:top w:val="single" w:color="000000" w:sz="4" w:space="0"/>
-            <w:left w:val="single" w:color="000000" w:sz="4" w:space="0"/>
-            <w:bottom w:val="single" w:color="000000" w:sz="4" w:space="0"/>
-            <w:right w:val="single" w:color="000000" w:sz="4" w:space="0"/>
-            <w:insideH w:val="single" w:color="000000" w:sz="4" w:space="0"/>
-            <w:insideV w:val="single" w:color="000000" w:sz="4" w:space="0"/>
+            <w:top w:val="single" w:color="auto" w:sz="4" w:space="0"/>
+            <w:left w:val="single" w:color="auto" w:sz="4" w:space="0"/>
+            <w:bottom w:val="single" w:color="auto" w:sz="4" w:space="0"/>
+            <w:right w:val="single" w:color="auto" w:sz="4" w:space="0"/>
+            <w:insideH w:val="single" w:color="auto" w:sz="4" w:space="0"/>
+            <w:insideV w:val="single" w:color="auto" w:sz="4" w:space="0"/>
           </w:tblBorders>
           <w:tblCellMar>
             <w:top w:w="0" w:type="dxa"/>
@@ -436,59 +839,726 @@
             <w:right w:w="108" w:type="dxa"/>
           </w:tblCellMar>
         </w:tblPrEx>
+        <w:trPr>
+          <w:jc w:val="center"/>
+        </w:trPr>
         <w:tc>
           <w:tcPr>
-            <w:tcW w:w="3120" w:type="dxa"/>
+            <w:tcW w:w="1365" w:type="dxa"/>
+            <w:tcBorders>
+              <w:top w:val="nil"/>
+              <w:left w:val="nil"/>
+              <w:bottom w:val="nil"/>
+              <w:right w:val="nil"/>
+            </w:tcBorders>
+            <w:noWrap w:val="0"/>
+            <w:vAlign w:val="center"/>
           </w:tcPr>
           <w:p>
             <w:pPr>
+              <w:adjustRightInd w:val="0"/>
               <w:jc w:val="center"/>
+              <w:rPr>
+                <w:rFonts w:hint="eastAsia"/>
+                <w:sz w:val="21"/>
+                <w:szCs w:val="21"/>
+              </w:rPr>
             </w:pPr>
             <w:r>
               <w:rPr>
-                <w:sz w:val="22"/>
-                <w:szCs w:val="22"/>
+                <w:rFonts w:hint="eastAsia"/>
+                <w:sz w:val="21"/>
+                <w:szCs w:val="21"/>
               </w:rPr>
-              <w:t>数据</w:t>
+              <w:t>0.35</w:t>
             </w:r>
           </w:p>
         </w:tc>
         <w:tc>
           <w:tcPr>
-            <w:tcW w:w="3120" w:type="dxa"/>
+            <w:tcW w:w="1365" w:type="dxa"/>
+            <w:tcBorders>
+              <w:top w:val="nil"/>
+              <w:left w:val="nil"/>
+              <w:bottom w:val="nil"/>
+              <w:right w:val="nil"/>
+            </w:tcBorders>
+            <w:noWrap w:val="0"/>
+            <w:vAlign w:val="center"/>
           </w:tcPr>
           <w:p>
             <w:pPr>
+              <w:adjustRightInd w:val="0"/>
               <w:jc w:val="center"/>
+              <w:rPr>
+                <w:sz w:val="21"/>
+                <w:szCs w:val="21"/>
+              </w:rPr>
             </w:pPr>
             <w:r>
               <w:rPr>
-                <w:sz w:val="22"/>
-                <w:szCs w:val="22"/>
+                <w:rFonts w:hint="eastAsia"/>
+                <w:sz w:val="21"/>
+                <w:szCs w:val="21"/>
               </w:rPr>
-              <w:t>0.00</w:t>
+              <w:t>0.136</w:t>
             </w:r>
           </w:p>
         </w:tc>
         <w:tc>
           <w:tcPr>
-            <w:tcW w:w="3120" w:type="dxa"/>
+            <w:tcW w:w="1365" w:type="dxa"/>
+            <w:tcBorders>
+              <w:top w:val="nil"/>
+              <w:left w:val="nil"/>
+              <w:bottom w:val="nil"/>
+              <w:right w:val="nil"/>
+            </w:tcBorders>
+            <w:noWrap w:val="0"/>
+            <w:vAlign w:val="center"/>
           </w:tcPr>
           <w:p>
             <w:pPr>
+              <w:adjustRightInd w:val="0"/>
               <w:jc w:val="center"/>
+              <w:rPr>
+                <w:sz w:val="21"/>
+                <w:szCs w:val="21"/>
+              </w:rPr>
             </w:pPr>
             <w:r>
               <w:rPr>
-                <w:sz w:val="22"/>
-                <w:szCs w:val="22"/>
+                <w:sz w:val="21"/>
+                <w:szCs w:val="21"/>
               </w:rPr>
-              <w:t>单位</w:t>
+              <w:t>0.217</w:t>
+            </w:r>
+            <w:r>
+              <w:rPr>
+                <w:rFonts w:hint="eastAsia"/>
+                <w:sz w:val="21"/>
+                <w:szCs w:val="21"/>
+              </w:rPr>
+              <w:t xml:space="preserve"> </w:t>
+            </w:r>
+            <w:r>
+              <w:rPr>
+                <w:sz w:val="21"/>
+                <w:szCs w:val="21"/>
+              </w:rPr>
+              <w:t>53</w:t>
+            </w:r>
+          </w:p>
+        </w:tc>
+        <w:tc>
+          <w:tcPr>
+            <w:tcW w:w="1365" w:type="dxa"/>
+            <w:tcBorders>
+              <w:top w:val="nil"/>
+              <w:left w:val="nil"/>
+              <w:bottom w:val="nil"/>
+              <w:right w:val="nil"/>
+            </w:tcBorders>
+            <w:noWrap w:val="0"/>
+            <w:vAlign w:val="center"/>
+          </w:tcPr>
+          <w:p>
+            <w:pPr>
+              <w:adjustRightInd w:val="0"/>
+              <w:jc w:val="center"/>
+              <w:rPr>
+                <w:rFonts w:hint="eastAsia"/>
+                <w:sz w:val="21"/>
+                <w:szCs w:val="21"/>
+              </w:rPr>
+            </w:pPr>
+            <w:r>
+              <w:rPr>
+                <w:rFonts w:hint="eastAsia"/>
+                <w:sz w:val="21"/>
+                <w:szCs w:val="21"/>
+              </w:rPr>
+              <w:t>246 900</w:t>
+            </w:r>
+          </w:p>
+        </w:tc>
+        <w:tc>
+          <w:tcPr>
+            <w:tcW w:w="1365" w:type="dxa"/>
+            <w:tcBorders>
+              <w:top w:val="nil"/>
+              <w:left w:val="nil"/>
+              <w:bottom w:val="nil"/>
+              <w:right w:val="nil"/>
+            </w:tcBorders>
+            <w:noWrap w:val="0"/>
+            <w:vAlign w:val="center"/>
+          </w:tcPr>
+          <w:p>
+            <w:pPr>
+              <w:adjustRightInd w:val="0"/>
+              <w:jc w:val="center"/>
+              <w:rPr>
+                <w:sz w:val="21"/>
+                <w:szCs w:val="21"/>
+              </w:rPr>
+            </w:pPr>
+            <w:r>
+              <w:rPr>
+                <w:sz w:val="21"/>
+                <w:szCs w:val="21"/>
+              </w:rPr>
+              <w:t>5.392</w:t>
+            </w:r>
+            <w:r>
+              <w:rPr>
+                <w:rFonts w:hint="eastAsia"/>
+                <w:sz w:val="21"/>
+                <w:szCs w:val="21"/>
+              </w:rPr>
+              <w:t xml:space="preserve"> </w:t>
+            </w:r>
+            <w:r>
+              <w:rPr>
+                <w:sz w:val="21"/>
+                <w:szCs w:val="21"/>
+              </w:rPr>
+              <w:t>52</w:t>
+            </w:r>
+          </w:p>
+        </w:tc>
+        <w:tc>
+          <w:tcPr>
+            <w:tcW w:w="1365" w:type="dxa"/>
+            <w:tcBorders>
+              <w:top w:val="nil"/>
+              <w:left w:val="nil"/>
+              <w:bottom w:val="nil"/>
+              <w:right w:val="nil"/>
+            </w:tcBorders>
+            <w:noWrap w:val="0"/>
+            <w:vAlign w:val="center"/>
+          </w:tcPr>
+          <w:p>
+            <w:pPr>
+              <w:adjustRightInd w:val="0"/>
+              <w:jc w:val="center"/>
+              <w:rPr>
+                <w:sz w:val="21"/>
+                <w:szCs w:val="21"/>
+              </w:rPr>
+            </w:pPr>
+            <w:r>
+              <w:rPr>
+                <w:rFonts w:hint="eastAsia" w:ascii="宋体" w:hAnsi="宋体"/>
+                <w:sz w:val="21"/>
+                <w:szCs w:val="21"/>
+              </w:rPr>
+              <w:t>-</w:t>
+            </w:r>
+            <w:r>
+              <w:rPr>
+                <w:rFonts w:hint="eastAsia"/>
+                <w:sz w:val="21"/>
+                <w:szCs w:val="21"/>
+              </w:rPr>
+              <w:t>4.662 48</w:t>
+            </w:r>
+          </w:p>
+        </w:tc>
+      </w:tr>
+      <w:tr>
+        <w:tblPrEx>
+          <w:tblBorders>
+            <w:top w:val="single" w:color="auto" w:sz="4" w:space="0"/>
+            <w:left w:val="single" w:color="auto" w:sz="4" w:space="0"/>
+            <w:bottom w:val="single" w:color="auto" w:sz="4" w:space="0"/>
+            <w:right w:val="single" w:color="auto" w:sz="4" w:space="0"/>
+            <w:insideH w:val="single" w:color="auto" w:sz="4" w:space="0"/>
+            <w:insideV w:val="single" w:color="auto" w:sz="4" w:space="0"/>
+          </w:tblBorders>
+          <w:tblCellMar>
+            <w:top w:w="0" w:type="dxa"/>
+            <w:left w:w="108" w:type="dxa"/>
+            <w:bottom w:w="0" w:type="dxa"/>
+            <w:right w:w="108" w:type="dxa"/>
+          </w:tblCellMar>
+        </w:tblPrEx>
+        <w:trPr>
+          <w:jc w:val="center"/>
+        </w:trPr>
+        <w:tc>
+          <w:tcPr>
+            <w:tcW w:w="1365" w:type="dxa"/>
+            <w:tcBorders>
+              <w:top w:val="nil"/>
+              <w:left w:val="nil"/>
+              <w:bottom w:val="nil"/>
+              <w:right w:val="nil"/>
+            </w:tcBorders>
+            <w:noWrap w:val="0"/>
+            <w:vAlign w:val="center"/>
+          </w:tcPr>
+          <w:p>
+            <w:pPr>
+              <w:adjustRightInd w:val="0"/>
+              <w:jc w:val="center"/>
+              <w:rPr>
+                <w:rFonts w:hint="eastAsia"/>
+                <w:sz w:val="21"/>
+                <w:szCs w:val="21"/>
+              </w:rPr>
+            </w:pPr>
+            <w:r>
+              <w:rPr>
+                <w:rFonts w:hint="eastAsia"/>
+                <w:sz w:val="21"/>
+                <w:szCs w:val="21"/>
+              </w:rPr>
+              <w:t>0.4</w:t>
+            </w:r>
+          </w:p>
+        </w:tc>
+        <w:tc>
+          <w:tcPr>
+            <w:tcW w:w="1365" w:type="dxa"/>
+            <w:tcBorders>
+              <w:top w:val="nil"/>
+              <w:left w:val="nil"/>
+              <w:bottom w:val="nil"/>
+              <w:right w:val="nil"/>
+            </w:tcBorders>
+            <w:noWrap w:val="0"/>
+            <w:vAlign w:val="center"/>
+          </w:tcPr>
+          <w:p>
+            <w:pPr>
+              <w:adjustRightInd w:val="0"/>
+              <w:jc w:val="center"/>
+              <w:rPr>
+                <w:sz w:val="21"/>
+                <w:szCs w:val="21"/>
+              </w:rPr>
+            </w:pPr>
+            <w:r>
+              <w:rPr>
+                <w:rFonts w:hint="eastAsia"/>
+                <w:sz w:val="21"/>
+                <w:szCs w:val="21"/>
+              </w:rPr>
+              <w:t>0.171</w:t>
+            </w:r>
+          </w:p>
+        </w:tc>
+        <w:tc>
+          <w:tcPr>
+            <w:tcW w:w="1365" w:type="dxa"/>
+            <w:tcBorders>
+              <w:top w:val="nil"/>
+              <w:left w:val="nil"/>
+              <w:bottom w:val="nil"/>
+              <w:right w:val="nil"/>
+            </w:tcBorders>
+            <w:noWrap w:val="0"/>
+            <w:vAlign w:val="center"/>
+          </w:tcPr>
+          <w:p>
+            <w:pPr>
+              <w:adjustRightInd w:val="0"/>
+              <w:jc w:val="center"/>
+              <w:rPr>
+                <w:sz w:val="21"/>
+                <w:szCs w:val="21"/>
+              </w:rPr>
+            </w:pPr>
+            <w:r>
+              <w:rPr>
+                <w:sz w:val="21"/>
+                <w:szCs w:val="21"/>
+              </w:rPr>
+              <w:t>0.254</w:t>
+            </w:r>
+            <w:r>
+              <w:rPr>
+                <w:rFonts w:hint="eastAsia"/>
+                <w:sz w:val="21"/>
+                <w:szCs w:val="21"/>
+              </w:rPr>
+              <w:t xml:space="preserve"> </w:t>
+            </w:r>
+            <w:r>
+              <w:rPr>
+                <w:sz w:val="21"/>
+                <w:szCs w:val="21"/>
+              </w:rPr>
+              <w:t>85</w:t>
+            </w:r>
+          </w:p>
+        </w:tc>
+        <w:tc>
+          <w:tcPr>
+            <w:tcW w:w="1365" w:type="dxa"/>
+            <w:tcBorders>
+              <w:top w:val="nil"/>
+              <w:left w:val="nil"/>
+              <w:bottom w:val="nil"/>
+              <w:right w:val="nil"/>
+            </w:tcBorders>
+            <w:noWrap w:val="0"/>
+            <w:vAlign w:val="center"/>
+          </w:tcPr>
+          <w:p>
+            <w:pPr>
+              <w:adjustRightInd w:val="0"/>
+              <w:jc w:val="center"/>
+              <w:rPr>
+                <w:rFonts w:hint="eastAsia"/>
+                <w:sz w:val="21"/>
+                <w:szCs w:val="21"/>
+              </w:rPr>
+            </w:pPr>
+            <w:r>
+              <w:rPr>
+                <w:rFonts w:hint="eastAsia"/>
+                <w:sz w:val="21"/>
+                <w:szCs w:val="21"/>
+              </w:rPr>
+              <w:t>296 900</w:t>
+            </w:r>
+          </w:p>
+        </w:tc>
+        <w:tc>
+          <w:tcPr>
+            <w:tcW w:w="1365" w:type="dxa"/>
+            <w:tcBorders>
+              <w:top w:val="nil"/>
+              <w:left w:val="nil"/>
+              <w:bottom w:val="nil"/>
+              <w:right w:val="nil"/>
+            </w:tcBorders>
+            <w:noWrap w:val="0"/>
+            <w:vAlign w:val="center"/>
+          </w:tcPr>
+          <w:p>
+            <w:pPr>
+              <w:adjustRightInd w:val="0"/>
+              <w:jc w:val="center"/>
+              <w:rPr>
+                <w:sz w:val="21"/>
+                <w:szCs w:val="21"/>
+              </w:rPr>
+            </w:pPr>
+            <w:r>
+              <w:rPr>
+                <w:sz w:val="21"/>
+                <w:szCs w:val="21"/>
+              </w:rPr>
+              <w:t>5.472</w:t>
+            </w:r>
+            <w:r>
+              <w:rPr>
+                <w:rFonts w:hint="eastAsia"/>
+                <w:sz w:val="21"/>
+                <w:szCs w:val="21"/>
+              </w:rPr>
+              <w:t xml:space="preserve"> </w:t>
+            </w:r>
+            <w:r>
+              <w:rPr>
+                <w:sz w:val="21"/>
+                <w:szCs w:val="21"/>
+              </w:rPr>
+              <w:t>61</w:t>
+            </w:r>
+          </w:p>
+        </w:tc>
+        <w:tc>
+          <w:tcPr>
+            <w:tcW w:w="1365" w:type="dxa"/>
+            <w:tcBorders>
+              <w:top w:val="nil"/>
+              <w:left w:val="nil"/>
+              <w:bottom w:val="nil"/>
+              <w:right w:val="nil"/>
+            </w:tcBorders>
+            <w:noWrap w:val="0"/>
+            <w:vAlign w:val="center"/>
+          </w:tcPr>
+          <w:p>
+            <w:pPr>
+              <w:adjustRightInd w:val="0"/>
+              <w:jc w:val="center"/>
+              <w:rPr>
+                <w:sz w:val="21"/>
+                <w:szCs w:val="21"/>
+              </w:rPr>
+            </w:pPr>
+            <w:r>
+              <w:rPr>
+                <w:rFonts w:hint="eastAsia" w:ascii="宋体" w:hAnsi="宋体"/>
+                <w:sz w:val="21"/>
+                <w:szCs w:val="21"/>
+              </w:rPr>
+              <w:t>-</w:t>
+            </w:r>
+            <w:r>
+              <w:rPr>
+                <w:rFonts w:hint="eastAsia"/>
+                <w:sz w:val="21"/>
+                <w:szCs w:val="21"/>
+              </w:rPr>
+              <w:t>4.593 72</w:t>
+            </w:r>
+          </w:p>
+        </w:tc>
+      </w:tr>
+      <w:tr>
+        <w:tblPrEx>
+          <w:tblBorders>
+            <w:top w:val="single" w:color="auto" w:sz="4" w:space="0"/>
+            <w:left w:val="single" w:color="auto" w:sz="4" w:space="0"/>
+            <w:bottom w:val="single" w:color="auto" w:sz="4" w:space="0"/>
+            <w:right w:val="single" w:color="auto" w:sz="4" w:space="0"/>
+            <w:insideH w:val="single" w:color="auto" w:sz="4" w:space="0"/>
+            <w:insideV w:val="single" w:color="auto" w:sz="4" w:space="0"/>
+          </w:tblBorders>
+          <w:tblCellMar>
+            <w:top w:w="0" w:type="dxa"/>
+            <w:left w:w="108" w:type="dxa"/>
+            <w:bottom w:w="0" w:type="dxa"/>
+            <w:right w:w="108" w:type="dxa"/>
+          </w:tblCellMar>
+        </w:tblPrEx>
+        <w:trPr>
+          <w:jc w:val="center"/>
+        </w:trPr>
+        <w:tc>
+          <w:tcPr>
+            <w:tcW w:w="1365" w:type="dxa"/>
+            <w:tcBorders>
+              <w:top w:val="nil"/>
+              <w:left w:val="nil"/>
+              <w:bottom w:val="single" w:color="auto" w:sz="12" w:space="0"/>
+              <w:right w:val="nil"/>
+            </w:tcBorders>
+            <w:noWrap w:val="0"/>
+            <w:vAlign w:val="bottom"/>
+          </w:tcPr>
+          <w:p>
+            <w:pPr>
+              <w:adjustRightInd w:val="0"/>
+              <w:jc w:val="center"/>
+              <w:rPr>
+                <w:rFonts w:hint="eastAsia"/>
+                <w:sz w:val="21"/>
+                <w:szCs w:val="21"/>
+              </w:rPr>
+            </w:pPr>
+            <w:r>
+              <w:rPr>
+                <w:rFonts w:hint="eastAsia"/>
+                <w:sz w:val="21"/>
+                <w:szCs w:val="21"/>
+              </w:rPr>
+              <w:t>0.45</w:t>
+            </w:r>
+          </w:p>
+        </w:tc>
+        <w:tc>
+          <w:tcPr>
+            <w:tcW w:w="1365" w:type="dxa"/>
+            <w:tcBorders>
+              <w:top w:val="nil"/>
+              <w:left w:val="nil"/>
+              <w:bottom w:val="single" w:color="auto" w:sz="12" w:space="0"/>
+              <w:right w:val="nil"/>
+            </w:tcBorders>
+            <w:noWrap w:val="0"/>
+            <w:vAlign w:val="center"/>
+          </w:tcPr>
+          <w:p>
+            <w:pPr>
+              <w:adjustRightInd w:val="0"/>
+              <w:jc w:val="center"/>
+              <w:rPr>
+                <w:sz w:val="21"/>
+                <w:szCs w:val="21"/>
+              </w:rPr>
+            </w:pPr>
+            <w:r>
+              <w:rPr>
+                <w:rFonts w:hint="eastAsia"/>
+                <w:sz w:val="21"/>
+                <w:szCs w:val="21"/>
+              </w:rPr>
+              <w:t>0.202</w:t>
+            </w:r>
+          </w:p>
+        </w:tc>
+        <w:tc>
+          <w:tcPr>
+            <w:tcW w:w="1365" w:type="dxa"/>
+            <w:tcBorders>
+              <w:top w:val="nil"/>
+              <w:left w:val="nil"/>
+              <w:bottom w:val="single" w:color="auto" w:sz="12" w:space="0"/>
+              <w:right w:val="nil"/>
+            </w:tcBorders>
+            <w:noWrap w:val="0"/>
+            <w:vAlign w:val="center"/>
+          </w:tcPr>
+          <w:p>
+            <w:pPr>
+              <w:adjustRightInd w:val="0"/>
+              <w:jc w:val="center"/>
+              <w:rPr>
+                <w:sz w:val="21"/>
+                <w:szCs w:val="21"/>
+              </w:rPr>
+            </w:pPr>
+            <w:r>
+              <w:rPr>
+                <w:sz w:val="21"/>
+                <w:szCs w:val="21"/>
+              </w:rPr>
+              <w:t>0.284</w:t>
+            </w:r>
+            <w:r>
+              <w:rPr>
+                <w:rFonts w:hint="eastAsia"/>
+                <w:sz w:val="21"/>
+                <w:szCs w:val="21"/>
+              </w:rPr>
+              <w:t xml:space="preserve"> </w:t>
+            </w:r>
+            <w:r>
+              <w:rPr>
+                <w:sz w:val="21"/>
+                <w:szCs w:val="21"/>
+              </w:rPr>
+              <w:t>67</w:t>
+            </w:r>
+          </w:p>
+        </w:tc>
+        <w:tc>
+          <w:tcPr>
+            <w:tcW w:w="1365" w:type="dxa"/>
+            <w:tcBorders>
+              <w:top w:val="nil"/>
+              <w:left w:val="nil"/>
+              <w:bottom w:val="single" w:color="auto" w:sz="12" w:space="0"/>
+              <w:right w:val="nil"/>
+            </w:tcBorders>
+            <w:noWrap w:val="0"/>
+            <w:vAlign w:val="center"/>
+          </w:tcPr>
+          <w:p>
+            <w:pPr>
+              <w:adjustRightInd w:val="0"/>
+              <w:jc w:val="center"/>
+              <w:rPr>
+                <w:rFonts w:hint="eastAsia"/>
+                <w:sz w:val="21"/>
+                <w:szCs w:val="21"/>
+              </w:rPr>
+            </w:pPr>
+            <w:r>
+              <w:rPr>
+                <w:rFonts w:hint="eastAsia"/>
+                <w:sz w:val="21"/>
+                <w:szCs w:val="21"/>
+              </w:rPr>
+              <w:t>346 900</w:t>
+            </w:r>
+          </w:p>
+        </w:tc>
+        <w:tc>
+          <w:tcPr>
+            <w:tcW w:w="1365" w:type="dxa"/>
+            <w:tcBorders>
+              <w:top w:val="nil"/>
+              <w:left w:val="nil"/>
+              <w:bottom w:val="single" w:color="auto" w:sz="12" w:space="0"/>
+              <w:right w:val="nil"/>
+            </w:tcBorders>
+            <w:noWrap w:val="0"/>
+            <w:vAlign w:val="center"/>
+          </w:tcPr>
+          <w:p>
+            <w:pPr>
+              <w:adjustRightInd w:val="0"/>
+              <w:jc w:val="center"/>
+              <w:rPr>
+                <w:sz w:val="21"/>
+                <w:szCs w:val="21"/>
+              </w:rPr>
+            </w:pPr>
+            <w:r>
+              <w:rPr>
+                <w:sz w:val="21"/>
+                <w:szCs w:val="21"/>
+              </w:rPr>
+              <w:t>5.540</w:t>
+            </w:r>
+            <w:r>
+              <w:rPr>
+                <w:rFonts w:hint="eastAsia"/>
+                <w:sz w:val="21"/>
+                <w:szCs w:val="21"/>
+              </w:rPr>
+              <w:t xml:space="preserve"> </w:t>
+            </w:r>
+            <w:r>
+              <w:rPr>
+                <w:sz w:val="21"/>
+                <w:szCs w:val="21"/>
+              </w:rPr>
+              <w:t>20</w:t>
+            </w:r>
+          </w:p>
+        </w:tc>
+        <w:tc>
+          <w:tcPr>
+            <w:tcW w:w="1365" w:type="dxa"/>
+            <w:tcBorders>
+              <w:top w:val="nil"/>
+              <w:left w:val="nil"/>
+              <w:bottom w:val="single" w:color="auto" w:sz="12" w:space="0"/>
+              <w:right w:val="nil"/>
+            </w:tcBorders>
+            <w:noWrap w:val="0"/>
+            <w:vAlign w:val="center"/>
+          </w:tcPr>
+          <w:p>
+            <w:pPr>
+              <w:adjustRightInd w:val="0"/>
+              <w:jc w:val="center"/>
+              <w:rPr>
+                <w:rFonts w:hint="eastAsia"/>
+                <w:sz w:val="21"/>
+                <w:szCs w:val="21"/>
+              </w:rPr>
+            </w:pPr>
+            <w:r>
+              <w:rPr>
+                <w:rFonts w:hint="eastAsia" w:ascii="宋体" w:hAnsi="宋体"/>
+                <w:sz w:val="21"/>
+                <w:szCs w:val="21"/>
+              </w:rPr>
+              <w:t>—</w:t>
             </w:r>
           </w:p>
         </w:tc>
       </w:tr>
     </w:tbl>
+    <w:p>
+      <w:pPr>
+        <w:rPr>
+          <w:sz w:val="24"/>
+          <w:szCs w:val="24"/>
+        </w:rPr>
+      </w:pPr>
+    </w:p>
     <w:p>
       <w:r>
         <w:rPr>
@@ -510,6 +1580,11 @@
     <w:p>
       <w:pPr>
         <w:jc w:val="center"/>
+        <w:rPr>
+          <w:rFonts w:hint="eastAsia" w:ascii="华文新魏" w:hAnsi="华文新魏" w:eastAsia="华文新魏" w:cs="华文新魏"/>
+          <w:b w:val="0"/>
+          <w:bCs w:val="0"/>
+        </w:rPr>
       </w:pPr>
     </w:p>
     <w:p>
@@ -523,8 +1598,9 @@
       </w:pPr>
       <w:r>
         <w:rPr>
-          <w:b/>
-          <w:bCs/>
+          <w:rFonts w:hint="eastAsia" w:ascii="华文新魏" w:hAnsi="华文新魏" w:eastAsia="华文新魏" w:cs="华文新魏"/>
+          <w:b w:val="0"/>
+          <w:bCs w:val="0"/>
           <w:i w:val="0"/>
           <w:iCs w:val="0"/>
           <w:sz w:val="24"/>
@@ -541,6 +1617,8 @@
         </w:rPr>
         <w:t>[[公式]]</w:t>
       </w:r>
+      <w:bookmarkStart w:id="0" w:name="_GoBack"/>
+      <w:bookmarkEnd w:id="0"/>
     </w:p>
     <w:p>
       <w:r>
@@ -559,9 +1637,17 @@
     <w:p>
       <w:pPr>
         <w:jc w:val="center"/>
+        <w:rPr>
+          <w:rFonts w:hint="eastAsia" w:ascii="华文行楷" w:hAnsi="华文行楷" w:eastAsia="华文行楷" w:cs="华文行楷"/>
+          <w:b/>
+          <w:bCs/>
+        </w:rPr>
       </w:pPr>
       <w:r>
         <w:rPr>
+          <w:rFonts w:hint="eastAsia" w:ascii="华文行楷" w:hAnsi="华文行楷" w:eastAsia="华文行楷" w:cs="华文行楷"/>
+          <w:b/>
+          <w:bCs/>
           <w:sz w:val="21"/>
           <w:szCs w:val="21"/>
         </w:rPr>
@@ -591,14 +1677,48 @@
         <w:tabs>
           <w:tab w:val="right" w:leader="dot" w:pos="8800"/>
         </w:tabs>
+        <w:rPr>
+          <w:rFonts w:hint="eastAsia" w:ascii="仿宋" w:hAnsi="仿宋" w:eastAsia="仿宋" w:cs="仿宋"/>
+          <w:lang w:val="en-US" w:eastAsia="zh-CN"/>
+        </w:rPr>
       </w:pPr>
       <w:r>
         <w:rPr>
+          <w:rFonts w:hint="eastAsia" w:ascii="仿宋" w:hAnsi="仿宋" w:eastAsia="仿宋" w:cs="仿宋"/>
           <w:b/>
           <w:sz w:val="24"/>
           <w:szCs w:val="24"/>
         </w:rPr>
-        <w:t>第一章  一级条目示例……1</w:t>
+        <w:t>第一章  一级条目示例……</w:t>
+      </w:r>
+      <w:r>
+        <w:rPr>
+          <w:rFonts w:hint="eastAsia" w:ascii="仿宋" w:hAnsi="仿宋" w:eastAsia="仿宋" w:cs="仿宋"/>
+          <w:b/>
+          <w:sz w:val="24"/>
+          <w:szCs w:val="24"/>
+          <w:lang w:val="en-US" w:eastAsia="zh-CN"/>
+        </w:rPr>
+        <w:t>-</w:t>
+      </w:r>
+      <w:r>
+        <w:rPr>
+          <w:rFonts w:hint="eastAsia" w:ascii="仿宋" w:hAnsi="仿宋" w:eastAsia="仿宋" w:cs="仿宋"/>
+          <w:b/>
+          <w:sz w:val="24"/>
+          <w:szCs w:val="24"/>
+        </w:rPr>
+        <w:t>1</w:t>
+      </w:r>
+      <w:r>
+        <w:rPr>
+          <w:rFonts w:hint="eastAsia" w:ascii="仿宋" w:hAnsi="仿宋" w:eastAsia="仿宋" w:cs="仿宋"/>
+          <w:b/>
+          <w:sz w:val="24"/>
+          <w:szCs w:val="24"/>
+          <w:lang w:val="en-US" w:eastAsia="zh-CN"/>
+        </w:rPr>
+        <w:t>-</w:t>
       </w:r>
     </w:p>
     <w:p>
@@ -607,9 +1727,13 @@
           <w:tab w:val="right" w:leader="dot" w:pos="8800"/>
         </w:tabs>
         <w:ind w:left="420"/>
+        <w:rPr>
+          <w:rFonts w:hint="eastAsia" w:ascii="方正姚体" w:hAnsi="方正姚体" w:eastAsia="方正姚体" w:cs="方正姚体"/>
+        </w:rPr>
       </w:pPr>
       <w:r>
         <w:rPr>
+          <w:rFonts w:hint="eastAsia" w:ascii="方正姚体" w:hAnsi="方正姚体" w:eastAsia="方正姚体" w:cs="方正姚体"/>
           <w:sz w:val="24"/>
           <w:szCs w:val="24"/>
         </w:rPr>
@@ -622,9 +1746,13 @@
           <w:tab w:val="right" w:leader="dot" w:pos="8800"/>
         </w:tabs>
         <w:ind w:left="840"/>
+        <w:rPr>
+          <w:rFonts w:hint="eastAsia" w:ascii="华文彩云" w:hAnsi="华文彩云" w:eastAsia="华文彩云" w:cs="华文彩云"/>
+        </w:rPr>
       </w:pPr>
       <w:r>
         <w:rPr>
+          <w:rFonts w:hint="eastAsia" w:ascii="华文彩云" w:hAnsi="华文彩云" w:eastAsia="华文彩云" w:cs="华文彩云"/>
           <w:sz w:val="21"/>
           <w:szCs w:val="21"/>
         </w:rPr>
@@ -652,11 +1780,19 @@
     <w:p>
       <w:pPr>
         <w:ind w:left="480" w:hanging="480"/>
+        <w:rPr>
+          <w:b/>
+          <w:bCs/>
+          <w:sz w:val="72"/>
+          <w:szCs w:val="72"/>
+        </w:rPr>
       </w:pPr>
       <w:r>
         <w:rPr>
-          <w:sz w:val="24"/>
-          <w:szCs w:val="24"/>
+          <w:b/>
+          <w:bCs/>
+          <w:sz w:val="72"/>
+          <w:szCs w:val="72"/>
         </w:rPr>
         <w:t>[1] 参考文献条目示例。</w:t>
       </w:r>
@@ -739,7 +1875,7 @@
     <w:lvl w:ilvl="0" w:tentative="0">
       <w:start w:val="1"/>
       <w:numFmt w:val="decimal"/>
-      <w:pStyle w:val="20"/>
+      <w:pStyle w:val="21"/>
       <w:lvlText w:val="%1."/>
       <w:lvlJc w:val="left"/>
       <w:pPr>
@@ -796,7 +1932,7 @@
     <w:lvl w:ilvl="0" w:tentative="0">
       <w:start w:val="1"/>
       <w:numFmt w:val="bullet"/>
-      <w:pStyle w:val="23"/>
+      <w:pStyle w:val="24"/>
       <w:lvlText w:val=""/>
       <w:lvlJc w:val="left"/>
       <w:pPr>
@@ -912,8 +2048,8 @@
     <w:lsdException w:uiPriority="99" w:name="Normal Indent"/>
     <w:lsdException w:uiPriority="99" w:name="footnote text"/>
     <w:lsdException w:uiPriority="99" w:name="annotation text"/>
-    <w:lsdException w:uiPriority="99" w:semiHidden="0" w:name="header"/>
-    <w:lsdException w:uiPriority="99" w:semiHidden="0" w:name="footer"/>
+    <w:lsdException w:qFormat="1" w:uiPriority="99" w:semiHidden="0" w:name="header"/>
+    <w:lsdException w:qFormat="1" w:uiPriority="99" w:semiHidden="0" w:name="footer"/>
     <w:lsdException w:uiPriority="99" w:name="index heading"/>
     <w:lsdException w:qFormat="1" w:uiPriority="35" w:name="caption"/>
     <w:lsdException w:uiPriority="99" w:name="table of figures"/>
@@ -946,9 +2082,9 @@
     <w:lsdException w:qFormat="1" w:unhideWhenUsed="0" w:uiPriority="10" w:semiHidden="0" w:name="Title"/>
     <w:lsdException w:uiPriority="99" w:name="Closing"/>
     <w:lsdException w:uiPriority="99" w:name="Signature"/>
-    <w:lsdException w:uiPriority="1" w:name="Default Paragraph Font"/>
+    <w:lsdException w:qFormat="1" w:uiPriority="1" w:name="Default Paragraph Font"/>
     <w:lsdException w:qFormat="1" w:uiPriority="99" w:semiHidden="0" w:name="Body Text"/>
-    <w:lsdException w:uiPriority="99" w:name="Body Text Indent"/>
+    <w:lsdException w:qFormat="1" w:unhideWhenUsed="0" w:uiPriority="0" w:semiHidden="0" w:name="Body Text Indent"/>
     <w:lsdException w:qFormat="1" w:uiPriority="99" w:semiHidden="0" w:name="List Continue"/>
     <w:lsdException w:qFormat="1" w:uiPriority="99" w:semiHidden="0" w:name="List Continue 2"/>
     <w:lsdException w:qFormat="1" w:uiPriority="99" w:semiHidden="0" w:name="List Continue 3"/>
@@ -984,7 +2120,7 @@
     <w:lsdException w:uiPriority="99" w:name="HTML Sample"/>
     <w:lsdException w:uiPriority="99" w:name="HTML Typewriter"/>
     <w:lsdException w:uiPriority="99" w:name="HTML Variable"/>
-    <w:lsdException w:uiPriority="99" w:name="Normal Table"/>
+    <w:lsdException w:qFormat="1" w:uiPriority="99" w:name="Normal Table"/>
     <w:lsdException w:uiPriority="99" w:name="annotation subject"/>
     <w:lsdException w:uiPriority="99" w:name="Table Simple 1"/>
     <w:lsdException w:uiPriority="99" w:name="Table Simple 2"/>
@@ -1062,7 +2198,7 @@
     <w:lsdException w:qFormat="1" w:unhideWhenUsed="0" w:uiPriority="70" w:semiHidden="0" w:name="Dark List Accent 1"/>
     <w:lsdException w:qFormat="1" w:unhideWhenUsed="0" w:uiPriority="71" w:semiHidden="0" w:name="Colorful Shading Accent 1"/>
     <w:lsdException w:qFormat="1" w:unhideWhenUsed="0" w:uiPriority="72" w:semiHidden="0" w:name="Colorful List Accent 1"/>
-    <w:lsdException w:unhideWhenUsed="0" w:uiPriority="73" w:semiHidden="0" w:name="Colorful Grid Accent 1"/>
+    <w:lsdException w:qFormat="1" w:unhideWhenUsed="0" w:uiPriority="73" w:semiHidden="0" w:name="Colorful Grid Accent 1"/>
     <w:lsdException w:qFormat="1" w:unhideWhenUsed="0" w:uiPriority="60" w:semiHidden="0" w:name="Light Shading Accent 2"/>
     <w:lsdException w:qFormat="1" w:unhideWhenUsed="0" w:uiPriority="61" w:semiHidden="0" w:name="Light List Accent 2"/>
     <w:lsdException w:qFormat="1" w:unhideWhenUsed="0" w:uiPriority="62" w:semiHidden="0" w:name="Light Grid Accent 2"/>
@@ -1102,7 +2238,7 @@
     <w:lsdException w:qFormat="1" w:unhideWhenUsed="0" w:uiPriority="68" w:semiHidden="0" w:name="Medium Grid 2 Accent 4"/>
     <w:lsdException w:qFormat="1" w:unhideWhenUsed="0" w:uiPriority="69" w:semiHidden="0" w:name="Medium Grid 3 Accent 4"/>
     <w:lsdException w:qFormat="1" w:unhideWhenUsed="0" w:uiPriority="70" w:semiHidden="0" w:name="Dark List Accent 4"/>
-    <w:lsdException w:unhideWhenUsed="0" w:uiPriority="71" w:semiHidden="0" w:name="Colorful Shading Accent 4"/>
+    <w:lsdException w:qFormat="1" w:unhideWhenUsed="0" w:uiPriority="71" w:semiHidden="0" w:name="Colorful Shading Accent 4"/>
     <w:lsdException w:qFormat="1" w:unhideWhenUsed="0" w:uiPriority="72" w:semiHidden="0" w:name="Colorful List Accent 4"/>
     <w:lsdException w:qFormat="1" w:unhideWhenUsed="0" w:uiPriority="73" w:semiHidden="0" w:name="Colorful Grid Accent 4"/>
     <w:lsdException w:qFormat="1" w:unhideWhenUsed="0" w:uiPriority="60" w:semiHidden="0" w:name="Light Shading Accent 5"/>
@@ -1152,7 +2288,7 @@
     <w:name w:val="heading 1"/>
     <w:basedOn w:val="1"/>
     <w:next w:val="1"/>
-    <w:link w:val="138"/>
+    <w:link w:val="139"/>
     <w:qFormat/>
     <w:uiPriority w:val="9"/>
     <w:pPr>
@@ -1174,7 +2310,7 @@
     <w:name w:val="heading 2"/>
     <w:basedOn w:val="1"/>
     <w:next w:val="1"/>
-    <w:link w:val="139"/>
+    <w:link w:val="140"/>
     <w:unhideWhenUsed/>
     <w:qFormat/>
     <w:uiPriority w:val="9"/>
@@ -1202,7 +2338,7 @@
     <w:name w:val="heading 3"/>
     <w:basedOn w:val="1"/>
     <w:next w:val="1"/>
-    <w:link w:val="140"/>
+    <w:link w:val="141"/>
     <w:unhideWhenUsed/>
     <w:qFormat/>
     <w:uiPriority w:val="9"/>
@@ -1228,7 +2364,7 @@
     <w:name w:val="heading 4"/>
     <w:basedOn w:val="1"/>
     <w:next w:val="1"/>
-    <w:link w:val="150"/>
+    <w:link w:val="151"/>
     <w:semiHidden/>
     <w:unhideWhenUsed/>
     <w:qFormat/>
@@ -1257,7 +2393,7 @@
     <w:name w:val="heading 5"/>
     <w:basedOn w:val="1"/>
     <w:next w:val="1"/>
-    <w:link w:val="151"/>
+    <w:link w:val="152"/>
     <w:semiHidden/>
     <w:unhideWhenUsed/>
     <w:qFormat/>
@@ -1277,7 +2413,7 @@
     <w:name w:val="heading 6"/>
     <w:basedOn w:val="1"/>
     <w:next w:val="1"/>
-    <w:link w:val="152"/>
+    <w:link w:val="153"/>
     <w:semiHidden/>
     <w:unhideWhenUsed/>
     <w:qFormat/>
@@ -1299,7 +2435,7 @@
     <w:name w:val="heading 7"/>
     <w:basedOn w:val="1"/>
     <w:next w:val="1"/>
-    <w:link w:val="153"/>
+    <w:link w:val="154"/>
     <w:semiHidden/>
     <w:unhideWhenUsed/>
     <w:qFormat/>
@@ -1329,7 +2465,7 @@
     <w:name w:val="heading 8"/>
     <w:basedOn w:val="1"/>
     <w:next w:val="1"/>
-    <w:link w:val="154"/>
+    <w:link w:val="155"/>
     <w:semiHidden/>
     <w:unhideWhenUsed/>
     <w:qFormat/>
@@ -1356,7 +2492,7 @@
     <w:name w:val="heading 9"/>
     <w:basedOn w:val="1"/>
     <w:next w:val="1"/>
-    <w:link w:val="155"/>
+    <w:link w:val="156"/>
     <w:semiHidden/>
     <w:unhideWhenUsed/>
     <w:qFormat/>
@@ -1384,16 +2520,18 @@
       </w14:textFill>
     </w:rPr>
   </w:style>
-  <w:style w:type="character" w:default="1" w:styleId="132">
+  <w:style w:type="character" w:default="1" w:styleId="133">
     <w:name w:val="Default Paragraph Font"/>
     <w:semiHidden/>
     <w:unhideWhenUsed/>
+    <w:qFormat/>
     <w:uiPriority w:val="1"/>
   </w:style>
-  <w:style w:type="table" w:default="1" w:styleId="32">
+  <w:style w:type="table" w:default="1" w:styleId="33">
     <w:name w:val="Normal Table"/>
     <w:semiHidden/>
     <w:unhideWhenUsed/>
+    <w:qFormat/>
     <w:uiPriority w:val="99"/>
     <w:tblPr>
       <w:tblCellMar>
@@ -1406,7 +2544,7 @@
   </w:style>
   <w:style w:type="paragraph" w:styleId="2">
     <w:name w:val="macro"/>
-    <w:link w:val="147"/>
+    <w:link w:val="148"/>
     <w:unhideWhenUsed/>
     <w:qFormat/>
     <w:uiPriority w:val="99"/>
@@ -1509,7 +2647,7 @@
   <w:style w:type="paragraph" w:styleId="17">
     <w:name w:val="Body Text 3"/>
     <w:basedOn w:val="1"/>
-    <w:link w:val="146"/>
+    <w:link w:val="147"/>
     <w:unhideWhenUsed/>
     <w:qFormat/>
     <w:uiPriority w:val="99"/>
@@ -1538,7 +2676,7 @@
   <w:style w:type="paragraph" w:styleId="19">
     <w:name w:val="Body Text"/>
     <w:basedOn w:val="1"/>
-    <w:link w:val="144"/>
+    <w:link w:val="145"/>
     <w:unhideWhenUsed/>
     <w:qFormat/>
     <w:uiPriority w:val="99"/>
@@ -1547,6 +2685,16 @@
     </w:pPr>
   </w:style>
   <w:style w:type="paragraph" w:styleId="20">
+    <w:name w:val="Body Text Indent"/>
+    <w:basedOn w:val="1"/>
+    <w:qFormat/>
+    <w:uiPriority w:val="0"/>
+    <w:pPr>
+      <w:spacing w:after="120" w:afterLines="0"/>
+      <w:ind w:left="420" w:leftChars="200"/>
+    </w:pPr>
+  </w:style>
+  <w:style w:type="paragraph" w:styleId="21">
     <w:name w:val="List Number 3"/>
     <w:basedOn w:val="1"/>
     <w:unhideWhenUsed/>
@@ -1560,7 +2708,7 @@
       <w:contextualSpacing/>
     </w:pPr>
   </w:style>
-  <w:style w:type="paragraph" w:styleId="21">
+  <w:style w:type="paragraph" w:styleId="22">
     <w:name w:val="List 2"/>
     <w:basedOn w:val="1"/>
     <w:unhideWhenUsed/>
@@ -1571,7 +2719,7 @@
       <w:contextualSpacing/>
     </w:pPr>
   </w:style>
-  <w:style w:type="paragraph" w:styleId="22">
+  <w:style w:type="paragraph" w:styleId="23">
     <w:name w:val="List Continue"/>
     <w:basedOn w:val="1"/>
     <w:unhideWhenUsed/>
@@ -1583,7 +2731,7 @@
       <w:contextualSpacing/>
     </w:pPr>
   </w:style>
-  <w:style w:type="paragraph" w:styleId="23">
+  <w:style w:type="paragraph" w:styleId="24">
     <w:name w:val="List Bullet 2"/>
     <w:basedOn w:val="1"/>
     <w:unhideWhenUsed/>
@@ -1597,11 +2745,12 @@
       <w:contextualSpacing/>
     </w:pPr>
   </w:style>
-  <w:style w:type="paragraph" w:styleId="24">
+  <w:style w:type="paragraph" w:styleId="25">
     <w:name w:val="footer"/>
     <w:basedOn w:val="1"/>
-    <w:link w:val="136"/>
+    <w:link w:val="137"/>
     <w:unhideWhenUsed/>
+    <w:qFormat/>
     <w:uiPriority w:val="99"/>
     <w:pPr>
       <w:tabs>
@@ -1611,11 +2760,12 @@
       <w:spacing w:after="0" w:line="240" w:lineRule="auto"/>
     </w:pPr>
   </w:style>
-  <w:style w:type="paragraph" w:styleId="25">
+  <w:style w:type="paragraph" w:styleId="26">
     <w:name w:val="header"/>
     <w:basedOn w:val="1"/>
-    <w:link w:val="135"/>
+    <w:link w:val="136"/>
     <w:unhideWhenUsed/>
+    <w:qFormat/>
     <w:uiPriority w:val="99"/>
     <w:pPr>
       <w:tabs>
@@ -1625,11 +2775,11 @@
       <w:spacing w:after="0" w:line="240" w:lineRule="auto"/>
     </w:pPr>
   </w:style>
-  <w:style w:type="paragraph" w:styleId="26">
+  <w:style w:type="paragraph" w:styleId="27">
     <w:name w:val="Subtitle"/>
     <w:basedOn w:val="1"/>
     <w:next w:val="1"/>
-    <w:link w:val="142"/>
+    <w:link w:val="143"/>
     <w:qFormat/>
     <w:uiPriority w:val="11"/>
     <w:rPr>
@@ -1647,7 +2797,7 @@
       </w14:textFill>
     </w:rPr>
   </w:style>
-  <w:style w:type="paragraph" w:styleId="27">
+  <w:style w:type="paragraph" w:styleId="28">
     <w:name w:val="List"/>
     <w:basedOn w:val="1"/>
     <w:unhideWhenUsed/>
@@ -1658,10 +2808,10 @@
       <w:contextualSpacing/>
     </w:pPr>
   </w:style>
-  <w:style w:type="paragraph" w:styleId="28">
+  <w:style w:type="paragraph" w:styleId="29">
     <w:name w:val="Body Text 2"/>
     <w:basedOn w:val="1"/>
-    <w:link w:val="145"/>
+    <w:link w:val="146"/>
     <w:unhideWhenUsed/>
     <w:qFormat/>
     <w:uiPriority w:val="99"/>
@@ -1669,7 +2819,7 @@
       <w:spacing w:after="120" w:line="480" w:lineRule="auto"/>
     </w:pPr>
   </w:style>
-  <w:style w:type="paragraph" w:styleId="29">
+  <w:style w:type="paragraph" w:styleId="30">
     <w:name w:val="List Continue 2"/>
     <w:basedOn w:val="1"/>
     <w:unhideWhenUsed/>
@@ -1681,7 +2831,7 @@
       <w:contextualSpacing/>
     </w:pPr>
   </w:style>
-  <w:style w:type="paragraph" w:styleId="30">
+  <w:style w:type="paragraph" w:styleId="31">
     <w:name w:val="List Continue 3"/>
     <w:basedOn w:val="1"/>
     <w:unhideWhenUsed/>
@@ -1693,11 +2843,11 @@
       <w:contextualSpacing/>
     </w:pPr>
   </w:style>
-  <w:style w:type="paragraph" w:styleId="31">
+  <w:style w:type="paragraph" w:styleId="32">
     <w:name w:val="Title"/>
     <w:basedOn w:val="1"/>
     <w:next w:val="1"/>
-    <w:link w:val="141"/>
+    <w:link w:val="142"/>
     <w:qFormat/>
     <w:uiPriority w:val="10"/>
     <w:pPr>
@@ -1716,9 +2866,9 @@
       <w:szCs w:val="52"/>
     </w:rPr>
   </w:style>
-  <w:style w:type="table" w:styleId="33">
+  <w:style w:type="table" w:styleId="34">
     <w:name w:val="Table Grid"/>
-    <w:basedOn w:val="32"/>
+    <w:basedOn w:val="33"/>
     <w:qFormat/>
     <w:uiPriority w:val="59"/>
     <w:pPr>
@@ -1741,9 +2891,9 @@
       </w:tblCellMar>
     </w:tblPr>
   </w:style>
-  <w:style w:type="table" w:styleId="34">
+  <w:style w:type="table" w:styleId="35">
     <w:name w:val="Light Shading"/>
-    <w:basedOn w:val="32"/>
+    <w:basedOn w:val="33"/>
     <w:qFormat/>
     <w:uiPriority w:val="60"/>
     <w:pPr>
@@ -1841,9 +2991,9 @@
       </w:tcPr>
     </w:tblStylePr>
   </w:style>
-  <w:style w:type="table" w:styleId="35">
+  <w:style w:type="table" w:styleId="36">
     <w:name w:val="Light Shading Accent 1"/>
-    <w:basedOn w:val="32"/>
+    <w:basedOn w:val="33"/>
     <w:qFormat/>
     <w:uiPriority w:val="60"/>
     <w:pPr>
@@ -1941,9 +3091,9 @@
       </w:tcPr>
     </w:tblStylePr>
   </w:style>
-  <w:style w:type="table" w:styleId="36">
+  <w:style w:type="table" w:styleId="37">
     <w:name w:val="Light Shading Accent 2"/>
-    <w:basedOn w:val="32"/>
+    <w:basedOn w:val="33"/>
     <w:qFormat/>
     <w:uiPriority w:val="60"/>
     <w:pPr>
@@ -2041,9 +3191,9 @@
       </w:tcPr>
     </w:tblStylePr>
   </w:style>
-  <w:style w:type="table" w:styleId="37">
+  <w:style w:type="table" w:styleId="38">
     <w:name w:val="Light Shading Accent 3"/>
-    <w:basedOn w:val="32"/>
+    <w:basedOn w:val="33"/>
     <w:qFormat/>
     <w:uiPriority w:val="60"/>
     <w:pPr>
@@ -2141,9 +3291,9 @@
       </w:tcPr>
     </w:tblStylePr>
   </w:style>
-  <w:style w:type="table" w:styleId="38">
+  <w:style w:type="table" w:styleId="39">
     <w:name w:val="Light Shading Accent 4"/>
-    <w:basedOn w:val="32"/>
+    <w:basedOn w:val="33"/>
     <w:qFormat/>
     <w:uiPriority w:val="60"/>
     <w:pPr>
@@ -2241,9 +3391,9 @@
       </w:tcPr>
     </w:tblStylePr>
   </w:style>
-  <w:style w:type="table" w:styleId="39">
+  <w:style w:type="table" w:styleId="40">
     <w:name w:val="Light Shading Accent 5"/>
-    <w:basedOn w:val="32"/>
+    <w:basedOn w:val="33"/>
     <w:qFormat/>
     <w:uiPriority w:val="60"/>
     <w:pPr>
@@ -2341,9 +3491,9 @@
       </w:tcPr>
     </w:tblStylePr>
   </w:style>
-  <w:style w:type="table" w:styleId="40">
+  <w:style w:type="table" w:styleId="41">
     <w:name w:val="Light Shading Accent 6"/>
-    <w:basedOn w:val="32"/>
+    <w:basedOn w:val="33"/>
     <w:qFormat/>
     <w:uiPriority w:val="60"/>
     <w:pPr>
@@ -2441,9 +3591,9 @@
       </w:tcPr>
     </w:tblStylePr>
   </w:style>
-  <w:style w:type="table" w:styleId="41">
+  <w:style w:type="table" w:styleId="42">
     <w:name w:val="Light List"/>
-    <w:basedOn w:val="32"/>
+    <w:basedOn w:val="33"/>
     <w:qFormat/>
     <w:uiPriority w:val="61"/>
     <w:pPr>
@@ -2535,9 +3685,9 @@
       </w:tcPr>
     </w:tblStylePr>
   </w:style>
-  <w:style w:type="table" w:styleId="42">
+  <w:style w:type="table" w:styleId="43">
     <w:name w:val="Light List Accent 1"/>
-    <w:basedOn w:val="32"/>
+    <w:basedOn w:val="33"/>
     <w:qFormat/>
     <w:uiPriority w:val="61"/>
     <w:pPr>
@@ -2629,9 +3779,9 @@
       </w:tcPr>
     </w:tblStylePr>
   </w:style>
-  <w:style w:type="table" w:styleId="43">
+  <w:style w:type="table" w:styleId="44">
     <w:name w:val="Light List Accent 2"/>
-    <w:basedOn w:val="32"/>
+    <w:basedOn w:val="33"/>
     <w:qFormat/>
     <w:uiPriority w:val="61"/>
     <w:pPr>
@@ -2723,9 +3873,9 @@
       </w:tcPr>
     </w:tblStylePr>
   </w:style>
-  <w:style w:type="table" w:styleId="44">
+  <w:style w:type="table" w:styleId="45">
     <w:name w:val="Light List Accent 3"/>
-    <w:basedOn w:val="32"/>
+    <w:basedOn w:val="33"/>
     <w:qFormat/>
     <w:uiPriority w:val="61"/>
     <w:pPr>
@@ -2817,9 +3967,9 @@
       </w:tcPr>
     </w:tblStylePr>
   </w:style>
-  <w:style w:type="table" w:styleId="45">
+  <w:style w:type="table" w:styleId="46">
     <w:name w:val="Light List Accent 4"/>
-    <w:basedOn w:val="32"/>
+    <w:basedOn w:val="33"/>
     <w:qFormat/>
     <w:uiPriority w:val="61"/>
     <w:pPr>
@@ -2911,9 +4061,9 @@
       </w:tcPr>
     </w:tblStylePr>
   </w:style>
-  <w:style w:type="table" w:styleId="46">
+  <w:style w:type="table" w:styleId="47">
     <w:name w:val="Light List Accent 5"/>
-    <w:basedOn w:val="32"/>
+    <w:basedOn w:val="33"/>
     <w:qFormat/>
     <w:uiPriority w:val="61"/>
     <w:pPr>
@@ -3005,9 +4155,9 @@
       </w:tcPr>
     </w:tblStylePr>
   </w:style>
-  <w:style w:type="table" w:styleId="47">
+  <w:style w:type="table" w:styleId="48">
     <w:name w:val="Light List Accent 6"/>
-    <w:basedOn w:val="32"/>
+    <w:basedOn w:val="33"/>
     <w:qFormat/>
     <w:uiPriority w:val="61"/>
     <w:pPr>
@@ -3099,9 +4249,9 @@
       </w:tcPr>
     </w:tblStylePr>
   </w:style>
-  <w:style w:type="table" w:styleId="48">
+  <w:style w:type="table" w:styleId="49">
     <w:name w:val="Light Grid"/>
-    <w:basedOn w:val="32"/>
+    <w:basedOn w:val="33"/>
     <w:qFormat/>
     <w:uiPriority w:val="62"/>
     <w:pPr>
@@ -3226,9 +4376,9 @@
       </w:tcPr>
     </w:tblStylePr>
   </w:style>
-  <w:style w:type="table" w:styleId="49">
+  <w:style w:type="table" w:styleId="50">
     <w:name w:val="Light Grid Accent 1"/>
-    <w:basedOn w:val="32"/>
+    <w:basedOn w:val="33"/>
     <w:qFormat/>
     <w:uiPriority w:val="62"/>
     <w:pPr>
@@ -3353,9 +4503,9 @@
       </w:tcPr>
     </w:tblStylePr>
   </w:style>
-  <w:style w:type="table" w:styleId="50">
+  <w:style w:type="table" w:styleId="51">
     <w:name w:val="Light Grid Accent 2"/>
-    <w:basedOn w:val="32"/>
+    <w:basedOn w:val="33"/>
     <w:qFormat/>
     <w:uiPriority w:val="62"/>
     <w:pPr>
@@ -3480,9 +4630,9 @@
       </w:tcPr>
     </w:tblStylePr>
   </w:style>
-  <w:style w:type="table" w:styleId="51">
+  <w:style w:type="table" w:styleId="52">
     <w:name w:val="Light Grid Accent 3"/>
-    <w:basedOn w:val="32"/>
+    <w:basedOn w:val="33"/>
     <w:qFormat/>
     <w:uiPriority w:val="62"/>
     <w:pPr>
@@ -3607,9 +4757,9 @@
       </w:tcPr>
     </w:tblStylePr>
   </w:style>
-  <w:style w:type="table" w:styleId="52">
+  <w:style w:type="table" w:styleId="53">
     <w:name w:val="Light Grid Accent 4"/>
-    <w:basedOn w:val="32"/>
+    <w:basedOn w:val="33"/>
     <w:qFormat/>
     <w:uiPriority w:val="62"/>
     <w:pPr>
@@ -3734,9 +4884,9 @@
       </w:tcPr>
     </w:tblStylePr>
   </w:style>
-  <w:style w:type="table" w:styleId="53">
+  <w:style w:type="table" w:styleId="54">
     <w:name w:val="Light Grid Accent 5"/>
-    <w:basedOn w:val="32"/>
+    <w:basedOn w:val="33"/>
     <w:qFormat/>
     <w:uiPriority w:val="62"/>
     <w:pPr>
@@ -3861,9 +5011,9 @@
       </w:tcPr>
     </w:tblStylePr>
   </w:style>
-  <w:style w:type="table" w:styleId="54">
+  <w:style w:type="table" w:styleId="55">
     <w:name w:val="Light Grid Accent 6"/>
-    <w:basedOn w:val="32"/>
+    <w:basedOn w:val="33"/>
     <w:qFormat/>
     <w:uiPriority w:val="62"/>
     <w:pPr>
@@ -3988,9 +5138,9 @@
       </w:tcPr>
     </w:tblStylePr>
   </w:style>
-  <w:style w:type="table" w:styleId="55">
+  <w:style w:type="table" w:styleId="56">
     <w:name w:val="Medium Shading 1"/>
-    <w:basedOn w:val="32"/>
+    <w:basedOn w:val="33"/>
     <w:qFormat/>
     <w:uiPriority w:val="63"/>
     <w:pPr>
@@ -4096,9 +5246,9 @@
       </w:tcPr>
     </w:tblStylePr>
   </w:style>
-  <w:style w:type="table" w:styleId="56">
+  <w:style w:type="table" w:styleId="57">
     <w:name w:val="Medium Shading 1 Accent 1"/>
-    <w:basedOn w:val="32"/>
+    <w:basedOn w:val="33"/>
     <w:qFormat/>
     <w:uiPriority w:val="63"/>
     <w:pPr>
@@ -4204,9 +5354,9 @@
       </w:tcPr>
     </w:tblStylePr>
   </w:style>
-  <w:style w:type="table" w:styleId="57">
+  <w:style w:type="table" w:styleId="58">
     <w:name w:val="Medium Shading 1 Accent 2"/>
-    <w:basedOn w:val="32"/>
+    <w:basedOn w:val="33"/>
     <w:qFormat/>
     <w:uiPriority w:val="63"/>
     <w:pPr>
@@ -4312,9 +5462,9 @@
       </w:tcPr>
     </w:tblStylePr>
   </w:style>
-  <w:style w:type="table" w:styleId="58">
+  <w:style w:type="table" w:styleId="59">
     <w:name w:val="Medium Shading 1 Accent 3"/>
-    <w:basedOn w:val="32"/>
+    <w:basedOn w:val="33"/>
     <w:qFormat/>
     <w:uiPriority w:val="63"/>
     <w:pPr>
@@ -4420,9 +5570,9 @@
       </w:tcPr>
     </w:tblStylePr>
   </w:style>
-  <w:style w:type="table" w:styleId="59">
+  <w:style w:type="table" w:styleId="60">
     <w:name w:val="Medium Shading 1 Accent 4"/>
-    <w:basedOn w:val="32"/>
+    <w:basedOn w:val="33"/>
     <w:qFormat/>
     <w:uiPriority w:val="63"/>
     <w:pPr>
@@ -4528,9 +5678,9 @@
       </w:tcPr>
     </w:tblStylePr>
   </w:style>
-  <w:style w:type="table" w:styleId="60">
+  <w:style w:type="table" w:styleId="61">
     <w:name w:val="Medium Shading 1 Accent 5"/>
-    <w:basedOn w:val="32"/>
+    <w:basedOn w:val="33"/>
     <w:qFormat/>
     <w:uiPriority w:val="63"/>
     <w:pPr>
@@ -4636,9 +5786,9 @@
       </w:tcPr>
     </w:tblStylePr>
   </w:style>
-  <w:style w:type="table" w:styleId="61">
+  <w:style w:type="table" w:styleId="62">
     <w:name w:val="Medium Shading 1 Accent 6"/>
-    <w:basedOn w:val="32"/>
+    <w:basedOn w:val="33"/>
     <w:qFormat/>
     <w:uiPriority w:val="63"/>
     <w:pPr>
@@ -4744,9 +5894,9 @@
       </w:tcPr>
     </w:tblStylePr>
   </w:style>
-  <w:style w:type="table" w:styleId="62">
+  <w:style w:type="table" w:styleId="63">
     <w:name w:val="Medium Shading 2"/>
-    <w:basedOn w:val="32"/>
+    <w:basedOn w:val="33"/>
     <w:qFormat/>
     <w:uiPriority w:val="64"/>
     <w:pPr>
@@ -4910,9 +6060,9 @@
       </w:tcPr>
     </w:tblStylePr>
   </w:style>
-  <w:style w:type="table" w:styleId="63">
+  <w:style w:type="table" w:styleId="64">
     <w:name w:val="Medium Shading 2 Accent 1"/>
-    <w:basedOn w:val="32"/>
+    <w:basedOn w:val="33"/>
     <w:qFormat/>
     <w:uiPriority w:val="64"/>
     <w:pPr>
@@ -5076,9 +6226,9 @@
       </w:tcPr>
     </w:tblStylePr>
   </w:style>
-  <w:style w:type="table" w:styleId="64">
+  <w:style w:type="table" w:styleId="65">
     <w:name w:val="Medium Shading 2 Accent 2"/>
-    <w:basedOn w:val="32"/>
+    <w:basedOn w:val="33"/>
     <w:qFormat/>
     <w:uiPriority w:val="64"/>
     <w:pPr>
@@ -5242,9 +6392,9 @@
       </w:tcPr>
     </w:tblStylePr>
   </w:style>
-  <w:style w:type="table" w:styleId="65">
+  <w:style w:type="table" w:styleId="66">
     <w:name w:val="Medium Shading 2 Accent 3"/>
-    <w:basedOn w:val="32"/>
+    <w:basedOn w:val="33"/>
     <w:qFormat/>
     <w:uiPriority w:val="64"/>
     <w:pPr>
@@ -5408,9 +6558,9 @@
       </w:tcPr>
     </w:tblStylePr>
   </w:style>
-  <w:style w:type="table" w:styleId="66">
+  <w:style w:type="table" w:styleId="67">
     <w:name w:val="Medium Shading 2 Accent 4"/>
-    <w:basedOn w:val="32"/>
+    <w:basedOn w:val="33"/>
     <w:qFormat/>
     <w:uiPriority w:val="64"/>
     <w:pPr>
@@ -5574,9 +6724,9 @@
       </w:tcPr>
     </w:tblStylePr>
   </w:style>
-  <w:style w:type="table" w:styleId="67">
+  <w:style w:type="table" w:styleId="68">
     <w:name w:val="Medium Shading 2 Accent 5"/>
-    <w:basedOn w:val="32"/>
+    <w:basedOn w:val="33"/>
     <w:qFormat/>
     <w:uiPriority w:val="64"/>
     <w:pPr>
@@ -5740,9 +6890,9 @@
       </w:tcPr>
     </w:tblStylePr>
   </w:style>
-  <w:style w:type="table" w:styleId="68">
+  <w:style w:type="table" w:styleId="69">
     <w:name w:val="Medium Shading 2 Accent 6"/>
-    <w:basedOn w:val="32"/>
+    <w:basedOn w:val="33"/>
     <w:qFormat/>
     <w:uiPriority w:val="64"/>
     <w:pPr>
@@ -5906,9 +7056,9 @@
       </w:tcPr>
     </w:tblStylePr>
   </w:style>
-  <w:style w:type="table" w:styleId="69">
+  <w:style w:type="table" w:styleId="70">
     <w:name w:val="Medium List 1"/>
-    <w:basedOn w:val="32"/>
+    <w:basedOn w:val="33"/>
     <w:qFormat/>
     <w:uiPriority w:val="65"/>
     <w:pPr>
@@ -5997,9 +7147,9 @@
       </w:tcPr>
     </w:tblStylePr>
   </w:style>
-  <w:style w:type="table" w:styleId="70">
+  <w:style w:type="table" w:styleId="71">
     <w:name w:val="Medium List 1 Accent 1"/>
-    <w:basedOn w:val="32"/>
+    <w:basedOn w:val="33"/>
     <w:qFormat/>
     <w:uiPriority w:val="65"/>
     <w:pPr>
@@ -6088,9 +7238,9 @@
       </w:tcPr>
     </w:tblStylePr>
   </w:style>
-  <w:style w:type="table" w:styleId="71">
+  <w:style w:type="table" w:styleId="72">
     <w:name w:val="Medium List 1 Accent 2"/>
-    <w:basedOn w:val="32"/>
+    <w:basedOn w:val="33"/>
     <w:qFormat/>
     <w:uiPriority w:val="65"/>
     <w:pPr>
@@ -6179,9 +7329,9 @@
       </w:tcPr>
     </w:tblStylePr>
   </w:style>
-  <w:style w:type="table" w:styleId="72">
+  <w:style w:type="table" w:styleId="73">
     <w:name w:val="Medium List 1 Accent 3"/>
-    <w:basedOn w:val="32"/>
+    <w:basedOn w:val="33"/>
     <w:qFormat/>
     <w:uiPriority w:val="65"/>
     <w:pPr>
@@ -6270,9 +7420,9 @@
       </w:tcPr>
     </w:tblStylePr>
   </w:style>
-  <w:style w:type="table" w:styleId="73">
+  <w:style w:type="table" w:styleId="74">
     <w:name w:val="Medium List 1 Accent 4"/>
-    <w:basedOn w:val="32"/>
+    <w:basedOn w:val="33"/>
     <w:qFormat/>
     <w:uiPriority w:val="65"/>
     <w:pPr>
@@ -6361,9 +7511,9 @@
       </w:tcPr>
     </w:tblStylePr>
   </w:style>
-  <w:style w:type="table" w:styleId="74">
+  <w:style w:type="table" w:styleId="75">
     <w:name w:val="Medium List 1 Accent 5"/>
-    <w:basedOn w:val="32"/>
+    <w:basedOn w:val="33"/>
     <w:qFormat/>
     <w:uiPriority w:val="65"/>
     <w:pPr>
@@ -6452,9 +7602,9 @@
       </w:tcPr>
     </w:tblStylePr>
   </w:style>
-  <w:style w:type="table" w:styleId="75">
+  <w:style w:type="table" w:styleId="76">
     <w:name w:val="Medium List 1 Accent 6"/>
-    <w:basedOn w:val="32"/>
+    <w:basedOn w:val="33"/>
     <w:qFormat/>
     <w:uiPriority w:val="65"/>
     <w:pPr>
@@ -6543,9 +7693,9 @@
       </w:tcPr>
     </w:tblStylePr>
   </w:style>
-  <w:style w:type="table" w:styleId="76">
+  <w:style w:type="table" w:styleId="77">
     <w:name w:val="Medium List 2"/>
-    <w:basedOn w:val="32"/>
+    <w:basedOn w:val="33"/>
     <w:qFormat/>
     <w:uiPriority w:val="66"/>
     <w:pPr>
@@ -6673,9 +7823,9 @@
       </w:tcPr>
     </w:tblStylePr>
   </w:style>
-  <w:style w:type="table" w:styleId="77">
+  <w:style w:type="table" w:styleId="78">
     <w:name w:val="Medium List 2 Accent 1"/>
-    <w:basedOn w:val="32"/>
+    <w:basedOn w:val="33"/>
     <w:qFormat/>
     <w:uiPriority w:val="66"/>
     <w:pPr>
@@ -6803,9 +7953,9 @@
       </w:tcPr>
     </w:tblStylePr>
   </w:style>
-  <w:style w:type="table" w:styleId="78">
+  <w:style w:type="table" w:styleId="79">
     <w:name w:val="Medium List 2 Accent 2"/>
-    <w:basedOn w:val="32"/>
+    <w:basedOn w:val="33"/>
     <w:qFormat/>
     <w:uiPriority w:val="66"/>
     <w:pPr>
@@ -6933,9 +8083,9 @@
       </w:tcPr>
     </w:tblStylePr>
   </w:style>
-  <w:style w:type="table" w:styleId="79">
+  <w:style w:type="table" w:styleId="80">
     <w:name w:val="Medium List 2 Accent 3"/>
-    <w:basedOn w:val="32"/>
+    <w:basedOn w:val="33"/>
     <w:qFormat/>
     <w:uiPriority w:val="66"/>
     <w:pPr>
@@ -7063,9 +8213,9 @@
       </w:tcPr>
     </w:tblStylePr>
   </w:style>
-  <w:style w:type="table" w:styleId="80">
+  <w:style w:type="table" w:styleId="81">
     <w:name w:val="Medium List 2 Accent 4"/>
-    <w:basedOn w:val="32"/>
+    <w:basedOn w:val="33"/>
     <w:qFormat/>
     <w:uiPriority w:val="66"/>
     <w:pPr>
@@ -7193,9 +8343,9 @@
       </w:tcPr>
     </w:tblStylePr>
   </w:style>
-  <w:style w:type="table" w:styleId="81">
+  <w:style w:type="table" w:styleId="82">
     <w:name w:val="Medium List 2 Accent 5"/>
-    <w:basedOn w:val="32"/>
+    <w:basedOn w:val="33"/>
     <w:qFormat/>
     <w:uiPriority w:val="66"/>
     <w:pPr>
@@ -7323,9 +8473,9 @@
       </w:tcPr>
     </w:tblStylePr>
   </w:style>
-  <w:style w:type="table" w:styleId="82">
+  <w:style w:type="table" w:styleId="83">
     <w:name w:val="Medium List 2 Accent 6"/>
-    <w:basedOn w:val="32"/>
+    <w:basedOn w:val="33"/>
     <w:qFormat/>
     <w:uiPriority w:val="66"/>
     <w:pPr>
@@ -7453,9 +8603,9 @@
       </w:tcPr>
     </w:tblStylePr>
   </w:style>
-  <w:style w:type="table" w:styleId="83">
+  <w:style w:type="table" w:styleId="84">
     <w:name w:val="Medium Grid 1"/>
-    <w:basedOn w:val="32"/>
+    <w:basedOn w:val="33"/>
     <w:qFormat/>
     <w:uiPriority w:val="67"/>
     <w:pPr>
@@ -7523,9 +8673,9 @@
       </w:tcPr>
     </w:tblStylePr>
   </w:style>
-  <w:style w:type="table" w:styleId="84">
+  <w:style w:type="table" w:styleId="85">
     <w:name w:val="Medium Grid 1 Accent 1"/>
-    <w:basedOn w:val="32"/>
+    <w:basedOn w:val="33"/>
     <w:qFormat/>
     <w:uiPriority w:val="67"/>
     <w:pPr>
@@ -7593,9 +8743,9 @@
       </w:tcPr>
     </w:tblStylePr>
   </w:style>
-  <w:style w:type="table" w:styleId="85">
+  <w:style w:type="table" w:styleId="86">
     <w:name w:val="Medium Grid 1 Accent 2"/>
-    <w:basedOn w:val="32"/>
+    <w:basedOn w:val="33"/>
     <w:qFormat/>
     <w:uiPriority w:val="67"/>
     <w:pPr>
@@ -7663,9 +8813,9 @@
       </w:tcPr>
     </w:tblStylePr>
   </w:style>
-  <w:style w:type="table" w:styleId="86">
+  <w:style w:type="table" w:styleId="87">
     <w:name w:val="Medium Grid 1 Accent 3"/>
-    <w:basedOn w:val="32"/>
+    <w:basedOn w:val="33"/>
     <w:qFormat/>
     <w:uiPriority w:val="67"/>
     <w:pPr>
@@ -7733,9 +8883,9 @@
       </w:tcPr>
     </w:tblStylePr>
   </w:style>
-  <w:style w:type="table" w:styleId="87">
+  <w:style w:type="table" w:styleId="88">
     <w:name w:val="Medium Grid 1 Accent 4"/>
-    <w:basedOn w:val="32"/>
+    <w:basedOn w:val="33"/>
     <w:qFormat/>
     <w:uiPriority w:val="67"/>
     <w:pPr>
@@ -7803,9 +8953,9 @@
       </w:tcPr>
     </w:tblStylePr>
   </w:style>
-  <w:style w:type="table" w:styleId="88">
+  <w:style w:type="table" w:styleId="89">
     <w:name w:val="Medium Grid 1 Accent 5"/>
-    <w:basedOn w:val="32"/>
+    <w:basedOn w:val="33"/>
     <w:qFormat/>
     <w:uiPriority w:val="67"/>
     <w:pPr>
@@ -7873,9 +9023,9 @@
       </w:tcPr>
     </w:tblStylePr>
   </w:style>
-  <w:style w:type="table" w:styleId="89">
+  <w:style w:type="table" w:styleId="90">
     <w:name w:val="Medium Grid 1 Accent 6"/>
-    <w:basedOn w:val="32"/>
+    <w:basedOn w:val="33"/>
     <w:qFormat/>
     <w:uiPriority w:val="67"/>
     <w:pPr>
@@ -7943,9 +9093,9 @@
       </w:tcPr>
     </w:tblStylePr>
   </w:style>
-  <w:style w:type="table" w:styleId="90">
+  <w:style w:type="table" w:styleId="91">
     <w:name w:val="Medium Grid 2"/>
-    <w:basedOn w:val="32"/>
+    <w:basedOn w:val="33"/>
     <w:qFormat/>
     <w:uiPriority w:val="68"/>
     <w:pPr>
@@ -8090,9 +9240,9 @@
       </w:tcPr>
     </w:tblStylePr>
   </w:style>
-  <w:style w:type="table" w:styleId="91">
+  <w:style w:type="table" w:styleId="92">
     <w:name w:val="Medium Grid 2 Accent 1"/>
-    <w:basedOn w:val="32"/>
+    <w:basedOn w:val="33"/>
     <w:qFormat/>
     <w:uiPriority w:val="68"/>
     <w:pPr>
@@ -8237,9 +9387,9 @@
       </w:tcPr>
     </w:tblStylePr>
   </w:style>
-  <w:style w:type="table" w:styleId="92">
+  <w:style w:type="table" w:styleId="93">
     <w:name w:val="Medium Grid 2 Accent 2"/>
-    <w:basedOn w:val="32"/>
+    <w:basedOn w:val="33"/>
     <w:qFormat/>
     <w:uiPriority w:val="68"/>
     <w:pPr>
@@ -8384,9 +9534,9 @@
       </w:tcPr>
     </w:tblStylePr>
   </w:style>
-  <w:style w:type="table" w:styleId="93">
+  <w:style w:type="table" w:styleId="94">
     <w:name w:val="Medium Grid 2 Accent 3"/>
-    <w:basedOn w:val="32"/>
+    <w:basedOn w:val="33"/>
     <w:qFormat/>
     <w:uiPriority w:val="68"/>
     <w:pPr>
@@ -8531,9 +9681,9 @@
       </w:tcPr>
     </w:tblStylePr>
   </w:style>
-  <w:style w:type="table" w:styleId="94">
+  <w:style w:type="table" w:styleId="95">
     <w:name w:val="Medium Grid 2 Accent 4"/>
-    <w:basedOn w:val="32"/>
+    <w:basedOn w:val="33"/>
     <w:qFormat/>
     <w:uiPriority w:val="68"/>
     <w:pPr>
@@ -8678,9 +9828,9 @@
       </w:tcPr>
     </w:tblStylePr>
   </w:style>
-  <w:style w:type="table" w:styleId="95">
+  <w:style w:type="table" w:styleId="96">
     <w:name w:val="Medium Grid 2 Accent 5"/>
-    <w:basedOn w:val="32"/>
+    <w:basedOn w:val="33"/>
     <w:qFormat/>
     <w:uiPriority w:val="68"/>
     <w:pPr>
@@ -8825,9 +9975,9 @@
       </w:tcPr>
     </w:tblStylePr>
   </w:style>
-  <w:style w:type="table" w:styleId="96">
+  <w:style w:type="table" w:styleId="97">
     <w:name w:val="Medium Grid 2 Accent 6"/>
-    <w:basedOn w:val="32"/>
+    <w:basedOn w:val="33"/>
     <w:qFormat/>
     <w:uiPriority w:val="68"/>
     <w:pPr>
@@ -8972,9 +10122,9 @@
       </w:tcPr>
     </w:tblStylePr>
   </w:style>
-  <w:style w:type="table" w:styleId="97">
+  <w:style w:type="table" w:styleId="98">
     <w:name w:val="Medium Grid 3"/>
-    <w:basedOn w:val="32"/>
+    <w:basedOn w:val="33"/>
     <w:qFormat/>
     <w:uiPriority w:val="69"/>
     <w:pPr>
@@ -9130,9 +10280,9 @@
       </w:tcPr>
     </w:tblStylePr>
   </w:style>
-  <w:style w:type="table" w:styleId="98">
+  <w:style w:type="table" w:styleId="99">
     <w:name w:val="Medium Grid 3 Accent 1"/>
-    <w:basedOn w:val="32"/>
+    <w:basedOn w:val="33"/>
     <w:qFormat/>
     <w:uiPriority w:val="69"/>
     <w:pPr>
@@ -9288,9 +10438,9 @@
       </w:tcPr>
     </w:tblStylePr>
   </w:style>
-  <w:style w:type="table" w:styleId="99">
+  <w:style w:type="table" w:styleId="100">
     <w:name w:val="Medium Grid 3 Accent 2"/>
-    <w:basedOn w:val="32"/>
+    <w:basedOn w:val="33"/>
     <w:qFormat/>
     <w:uiPriority w:val="69"/>
     <w:pPr>
@@ -9446,9 +10596,9 @@
       </w:tcPr>
     </w:tblStylePr>
   </w:style>
-  <w:style w:type="table" w:styleId="100">
+  <w:style w:type="table" w:styleId="101">
     <w:name w:val="Medium Grid 3 Accent 3"/>
-    <w:basedOn w:val="32"/>
+    <w:basedOn w:val="33"/>
     <w:qFormat/>
     <w:uiPriority w:val="69"/>
     <w:pPr>
@@ -9604,9 +10754,9 @@
       </w:tcPr>
     </w:tblStylePr>
   </w:style>
-  <w:style w:type="table" w:styleId="101">
+  <w:style w:type="table" w:styleId="102">
     <w:name w:val="Medium Grid 3 Accent 4"/>
-    <w:basedOn w:val="32"/>
+    <w:basedOn w:val="33"/>
     <w:qFormat/>
     <w:uiPriority w:val="69"/>
     <w:pPr>
@@ -9762,9 +10912,9 @@
       </w:tcPr>
     </w:tblStylePr>
   </w:style>
-  <w:style w:type="table" w:styleId="102">
+  <w:style w:type="table" w:styleId="103">
     <w:name w:val="Medium Grid 3 Accent 5"/>
-    <w:basedOn w:val="32"/>
+    <w:basedOn w:val="33"/>
     <w:qFormat/>
     <w:uiPriority w:val="69"/>
     <w:pPr>
@@ -9920,9 +11070,9 @@
       </w:tcPr>
     </w:tblStylePr>
   </w:style>
-  <w:style w:type="table" w:styleId="103">
+  <w:style w:type="table" w:styleId="104">
     <w:name w:val="Medium Grid 3 Accent 6"/>
-    <w:basedOn w:val="32"/>
+    <w:basedOn w:val="33"/>
     <w:qFormat/>
     <w:uiPriority w:val="69"/>
     <w:pPr>
@@ -10078,9 +11228,9 @@
       </w:tcPr>
     </w:tblStylePr>
   </w:style>
-  <w:style w:type="table" w:styleId="104">
+  <w:style w:type="table" w:styleId="105">
     <w:name w:val="Dark List"/>
-    <w:basedOn w:val="32"/>
+    <w:basedOn w:val="33"/>
     <w:qFormat/>
     <w:uiPriority w:val="70"/>
     <w:pPr>
@@ -10194,9 +11344,9 @@
       </w:tcPr>
     </w:tblStylePr>
   </w:style>
-  <w:style w:type="table" w:styleId="105">
+  <w:style w:type="table" w:styleId="106">
     <w:name w:val="Dark List Accent 1"/>
-    <w:basedOn w:val="32"/>
+    <w:basedOn w:val="33"/>
     <w:qFormat/>
     <w:uiPriority w:val="70"/>
     <w:pPr>
@@ -10310,9 +11460,9 @@
       </w:tcPr>
     </w:tblStylePr>
   </w:style>
-  <w:style w:type="table" w:styleId="106">
+  <w:style w:type="table" w:styleId="107">
     <w:name w:val="Dark List Accent 2"/>
-    <w:basedOn w:val="32"/>
+    <w:basedOn w:val="33"/>
     <w:qFormat/>
     <w:uiPriority w:val="70"/>
     <w:pPr>
@@ -10426,9 +11576,9 @@
       </w:tcPr>
     </w:tblStylePr>
   </w:style>
-  <w:style w:type="table" w:styleId="107">
+  <w:style w:type="table" w:styleId="108">
     <w:name w:val="Dark List Accent 3"/>
-    <w:basedOn w:val="32"/>
+    <w:basedOn w:val="33"/>
     <w:qFormat/>
     <w:uiPriority w:val="70"/>
     <w:pPr>
@@ -10542,9 +11692,9 @@
       </w:tcPr>
     </w:tblStylePr>
   </w:style>
-  <w:style w:type="table" w:styleId="108">
+  <w:style w:type="table" w:styleId="109">
     <w:name w:val="Dark List Accent 4"/>
-    <w:basedOn w:val="32"/>
+    <w:basedOn w:val="33"/>
     <w:qFormat/>
     <w:uiPriority w:val="70"/>
     <w:pPr>
@@ -10658,9 +11808,9 @@
       </w:tcPr>
     </w:tblStylePr>
   </w:style>
-  <w:style w:type="table" w:styleId="109">
+  <w:style w:type="table" w:styleId="110">
     <w:name w:val="Dark List Accent 5"/>
-    <w:basedOn w:val="32"/>
+    <w:basedOn w:val="33"/>
     <w:qFormat/>
     <w:uiPriority w:val="70"/>
     <w:pPr>
@@ -10774,9 +11924,9 @@
       </w:tcPr>
     </w:tblStylePr>
   </w:style>
-  <w:style w:type="table" w:styleId="110">
+  <w:style w:type="table" w:styleId="111">
     <w:name w:val="Dark List Accent 6"/>
-    <w:basedOn w:val="32"/>
+    <w:basedOn w:val="33"/>
     <w:qFormat/>
     <w:uiPriority w:val="70"/>
     <w:pPr>
@@ -10890,9 +12040,9 @@
       </w:tcPr>
     </w:tblStylePr>
   </w:style>
-  <w:style w:type="table" w:styleId="111">
+  <w:style w:type="table" w:styleId="112">
     <w:name w:val="Colorful Shading"/>
-    <w:basedOn w:val="32"/>
+    <w:basedOn w:val="33"/>
     <w:qFormat/>
     <w:uiPriority w:val="71"/>
     <w:pPr>
@@ -11039,9 +12189,9 @@
       </w:rPr>
     </w:tblStylePr>
   </w:style>
-  <w:style w:type="table" w:styleId="112">
+  <w:style w:type="table" w:styleId="113">
     <w:name w:val="Colorful Shading Accent 1"/>
-    <w:basedOn w:val="32"/>
+    <w:basedOn w:val="33"/>
     <w:qFormat/>
     <w:uiPriority w:val="71"/>
     <w:pPr>
@@ -11188,9 +12338,9 @@
       </w:rPr>
     </w:tblStylePr>
   </w:style>
-  <w:style w:type="table" w:styleId="113">
+  <w:style w:type="table" w:styleId="114">
     <w:name w:val="Colorful Shading Accent 2"/>
-    <w:basedOn w:val="32"/>
+    <w:basedOn w:val="33"/>
     <w:qFormat/>
     <w:uiPriority w:val="71"/>
     <w:pPr>
@@ -11337,9 +12487,9 @@
       </w:rPr>
     </w:tblStylePr>
   </w:style>
-  <w:style w:type="table" w:styleId="114">
+  <w:style w:type="table" w:styleId="115">
     <w:name w:val="Colorful Shading Accent 3"/>
-    <w:basedOn w:val="32"/>
+    <w:basedOn w:val="33"/>
     <w:qFormat/>
     <w:uiPriority w:val="71"/>
     <w:pPr>
@@ -11466,9 +12616,10 @@
       </w:tcPr>
     </w:tblStylePr>
   </w:style>
-  <w:style w:type="table" w:styleId="115">
+  <w:style w:type="table" w:styleId="116">
     <w:name w:val="Colorful Shading Accent 4"/>
-    <w:basedOn w:val="32"/>
+    <w:basedOn w:val="33"/>
+    <w:qFormat/>
     <w:uiPriority w:val="71"/>
     <w:pPr>
       <w:spacing w:after="0" w:line="240" w:lineRule="auto"/>
@@ -11614,9 +12765,9 @@
       </w:rPr>
     </w:tblStylePr>
   </w:style>
-  <w:style w:type="table" w:styleId="116">
+  <w:style w:type="table" w:styleId="117">
     <w:name w:val="Colorful Shading Accent 5"/>
-    <w:basedOn w:val="32"/>
+    <w:basedOn w:val="33"/>
     <w:qFormat/>
     <w:uiPriority w:val="71"/>
     <w:pPr>
@@ -11763,9 +12914,9 @@
       </w:rPr>
     </w:tblStylePr>
   </w:style>
-  <w:style w:type="table" w:styleId="117">
+  <w:style w:type="table" w:styleId="118">
     <w:name w:val="Colorful Shading Accent 6"/>
-    <w:basedOn w:val="32"/>
+    <w:basedOn w:val="33"/>
     <w:qFormat/>
     <w:uiPriority w:val="71"/>
     <w:pPr>
@@ -11912,9 +13063,9 @@
       </w:rPr>
     </w:tblStylePr>
   </w:style>
-  <w:style w:type="table" w:styleId="118">
+  <w:style w:type="table" w:styleId="119">
     <w:name w:val="Colorful List"/>
-    <w:basedOn w:val="32"/>
+    <w:basedOn w:val="33"/>
     <w:qFormat/>
     <w:uiPriority w:val="72"/>
     <w:pPr>
@@ -12005,9 +13156,9 @@
       </w:tcPr>
     </w:tblStylePr>
   </w:style>
-  <w:style w:type="table" w:styleId="119">
+  <w:style w:type="table" w:styleId="120">
     <w:name w:val="Colorful List Accent 1"/>
-    <w:basedOn w:val="32"/>
+    <w:basedOn w:val="33"/>
     <w:qFormat/>
     <w:uiPriority w:val="72"/>
     <w:pPr>
@@ -12098,9 +13249,9 @@
       </w:tcPr>
     </w:tblStylePr>
   </w:style>
-  <w:style w:type="table" w:styleId="120">
+  <w:style w:type="table" w:styleId="121">
     <w:name w:val="Colorful List Accent 2"/>
-    <w:basedOn w:val="32"/>
+    <w:basedOn w:val="33"/>
     <w:qFormat/>
     <w:uiPriority w:val="72"/>
     <w:pPr>
@@ -12191,9 +13342,9 @@
       </w:tcPr>
     </w:tblStylePr>
   </w:style>
-  <w:style w:type="table" w:styleId="121">
+  <w:style w:type="table" w:styleId="122">
     <w:name w:val="Colorful List Accent 3"/>
-    <w:basedOn w:val="32"/>
+    <w:basedOn w:val="33"/>
     <w:qFormat/>
     <w:uiPriority w:val="72"/>
     <w:pPr>
@@ -12284,9 +13435,9 @@
       </w:tcPr>
     </w:tblStylePr>
   </w:style>
-  <w:style w:type="table" w:styleId="122">
+  <w:style w:type="table" w:styleId="123">
     <w:name w:val="Colorful List Accent 4"/>
-    <w:basedOn w:val="32"/>
+    <w:basedOn w:val="33"/>
     <w:qFormat/>
     <w:uiPriority w:val="72"/>
     <w:pPr>
@@ -12377,9 +13528,9 @@
       </w:tcPr>
     </w:tblStylePr>
   </w:style>
-  <w:style w:type="table" w:styleId="123">
+  <w:style w:type="table" w:styleId="124">
     <w:name w:val="Colorful List Accent 5"/>
-    <w:basedOn w:val="32"/>
+    <w:basedOn w:val="33"/>
     <w:qFormat/>
     <w:uiPriority w:val="72"/>
     <w:pPr>
@@ -12470,9 +13621,9 @@
       </w:tcPr>
     </w:tblStylePr>
   </w:style>
-  <w:style w:type="table" w:styleId="124">
+  <w:style w:type="table" w:styleId="125">
     <w:name w:val="Colorful List Accent 6"/>
-    <w:basedOn w:val="32"/>
+    <w:basedOn w:val="33"/>
     <w:qFormat/>
     <w:uiPriority w:val="72"/>
     <w:pPr>
@@ -12563,9 +13714,9 @@
       </w:tcPr>
     </w:tblStylePr>
   </w:style>
-  <w:style w:type="table" w:styleId="125">
+  <w:style w:type="table" w:styleId="126">
     <w:name w:val="Colorful Grid"/>
-    <w:basedOn w:val="32"/>
+    <w:basedOn w:val="33"/>
     <w:qFormat/>
     <w:uiPriority w:val="73"/>
     <w:pPr>
@@ -12660,9 +13811,10 @@
       </w:tcPr>
     </w:tblStylePr>
   </w:style>
-  <w:style w:type="table" w:styleId="126">
+  <w:style w:type="table" w:styleId="127">
     <w:name w:val="Colorful Grid Accent 1"/>
-    <w:basedOn w:val="32"/>
+    <w:basedOn w:val="33"/>
+    <w:qFormat/>
     <w:uiPriority w:val="73"/>
     <w:pPr>
       <w:spacing w:after="0" w:line="240" w:lineRule="auto"/>
@@ -12756,9 +13908,9 @@
       </w:tcPr>
     </w:tblStylePr>
   </w:style>
-  <w:style w:type="table" w:styleId="127">
+  <w:style w:type="table" w:styleId="128">
     <w:name w:val="Colorful Grid Accent 2"/>
-    <w:basedOn w:val="32"/>
+    <w:basedOn w:val="33"/>
     <w:qFormat/>
     <w:uiPriority w:val="73"/>
     <w:pPr>
@@ -12853,9 +14005,9 @@
       </w:tcPr>
     </w:tblStylePr>
   </w:style>
-  <w:style w:type="table" w:styleId="128">
+  <w:style w:type="table" w:styleId="129">
     <w:name w:val="Colorful Grid Accent 3"/>
-    <w:basedOn w:val="32"/>
+    <w:basedOn w:val="33"/>
     <w:qFormat/>
     <w:uiPriority w:val="73"/>
     <w:pPr>
@@ -12950,9 +14102,9 @@
       </w:tcPr>
     </w:tblStylePr>
   </w:style>
-  <w:style w:type="table" w:styleId="129">
+  <w:style w:type="table" w:styleId="130">
     <w:name w:val="Colorful Grid Accent 4"/>
-    <w:basedOn w:val="32"/>
+    <w:basedOn w:val="33"/>
     <w:qFormat/>
     <w:uiPriority w:val="73"/>
     <w:pPr>
@@ -13047,9 +14199,9 @@
       </w:tcPr>
     </w:tblStylePr>
   </w:style>
-  <w:style w:type="table" w:styleId="130">
+  <w:style w:type="table" w:styleId="131">
     <w:name w:val="Colorful Grid Accent 5"/>
-    <w:basedOn w:val="32"/>
+    <w:basedOn w:val="33"/>
     <w:qFormat/>
     <w:uiPriority w:val="73"/>
     <w:pPr>
@@ -13144,9 +14296,9 @@
       </w:tcPr>
     </w:tblStylePr>
   </w:style>
-  <w:style w:type="table" w:styleId="131">
+  <w:style w:type="table" w:styleId="132">
     <w:name w:val="Colorful Grid Accent 6"/>
-    <w:basedOn w:val="32"/>
+    <w:basedOn w:val="33"/>
     <w:qFormat/>
     <w:uiPriority w:val="73"/>
     <w:pPr>
@@ -13241,9 +14393,9 @@
       </w:tcPr>
     </w:tblStylePr>
   </w:style>
-  <w:style w:type="character" w:styleId="133">
+  <w:style w:type="character" w:styleId="134">
     <w:name w:val="Strong"/>
-    <w:basedOn w:val="132"/>
+    <w:basedOn w:val="133"/>
     <w:qFormat/>
     <w:uiPriority w:val="22"/>
     <w:rPr>
@@ -13251,9 +14403,9 @@
       <w:bCs/>
     </w:rPr>
   </w:style>
-  <w:style w:type="character" w:styleId="134">
+  <w:style w:type="character" w:styleId="135">
     <w:name w:val="Emphasis"/>
-    <w:basedOn w:val="132"/>
+    <w:basedOn w:val="133"/>
     <w:qFormat/>
     <w:uiPriority w:val="20"/>
     <w:rPr>
@@ -13261,19 +14413,21 @@
       <w:iCs/>
     </w:rPr>
   </w:style>
-  <w:style w:type="character" w:customStyle="1" w:styleId="135">
+  <w:style w:type="character" w:customStyle="1" w:styleId="136">
     <w:name w:val="Header Char"/>
-    <w:basedOn w:val="132"/>
+    <w:basedOn w:val="133"/>
+    <w:link w:val="26"/>
+    <w:qFormat/>
+    <w:uiPriority w:val="99"/>
+  </w:style>
+  <w:style w:type="character" w:customStyle="1" w:styleId="137">
+    <w:name w:val="Footer Char"/>
+    <w:basedOn w:val="133"/>
     <w:link w:val="25"/>
+    <w:qFormat/>
     <w:uiPriority w:val="99"/>
   </w:style>
-  <w:style w:type="character" w:customStyle="1" w:styleId="136">
-    <w:name w:val="Footer Char"/>
-    <w:basedOn w:val="132"/>
-    <w:link w:val="24"/>
-    <w:uiPriority w:val="99"/>
-  </w:style>
-  <w:style w:type="paragraph" w:styleId="137">
+  <w:style w:type="paragraph" w:styleId="138">
     <w:name w:val="No Spacing"/>
     <w:qFormat/>
     <w:uiPriority w:val="1"/>
@@ -13287,10 +14441,11 @@
       <w:lang w:val="en-US" w:eastAsia="en-US" w:bidi="ar-SA"/>
     </w:rPr>
   </w:style>
-  <w:style w:type="character" w:customStyle="1" w:styleId="138">
+  <w:style w:type="character" w:customStyle="1" w:styleId="139">
     <w:name w:val="Heading 1 Char"/>
-    <w:basedOn w:val="132"/>
+    <w:basedOn w:val="133"/>
     <w:link w:val="3"/>
+    <w:qFormat/>
     <w:uiPriority w:val="9"/>
     <w:rPr>
       <w:rFonts w:asciiTheme="majorHAnsi" w:hAnsiTheme="majorHAnsi" w:eastAsiaTheme="majorEastAsia" w:cstheme="majorBidi"/>
@@ -13301,10 +14456,11 @@
       <w:szCs w:val="28"/>
     </w:rPr>
   </w:style>
-  <w:style w:type="character" w:customStyle="1" w:styleId="139">
+  <w:style w:type="character" w:customStyle="1" w:styleId="140">
     <w:name w:val="Heading 2 Char"/>
-    <w:basedOn w:val="132"/>
+    <w:basedOn w:val="133"/>
     <w:link w:val="4"/>
+    <w:qFormat/>
     <w:uiPriority w:val="9"/>
     <w:rPr>
       <w:rFonts w:asciiTheme="majorHAnsi" w:hAnsiTheme="majorHAnsi" w:eastAsiaTheme="majorEastAsia" w:cstheme="majorBidi"/>
@@ -13320,10 +14476,11 @@
       </w14:textFill>
     </w:rPr>
   </w:style>
-  <w:style w:type="character" w:customStyle="1" w:styleId="140">
+  <w:style w:type="character" w:customStyle="1" w:styleId="141">
     <w:name w:val="Heading 3 Char"/>
-    <w:basedOn w:val="132"/>
+    <w:basedOn w:val="133"/>
     <w:link w:val="5"/>
+    <w:qFormat/>
     <w:uiPriority w:val="9"/>
     <w:rPr>
       <w:rFonts w:asciiTheme="majorHAnsi" w:hAnsiTheme="majorHAnsi" w:eastAsiaTheme="majorEastAsia" w:cstheme="majorBidi"/>
@@ -13337,10 +14494,11 @@
       </w14:textFill>
     </w:rPr>
   </w:style>
-  <w:style w:type="character" w:customStyle="1" w:styleId="141">
+  <w:style w:type="character" w:customStyle="1" w:styleId="142">
     <w:name w:val="Title Char"/>
-    <w:basedOn w:val="132"/>
-    <w:link w:val="31"/>
+    <w:basedOn w:val="133"/>
+    <w:link w:val="32"/>
+    <w:qFormat/>
     <w:uiPriority w:val="10"/>
     <w:rPr>
       <w:rFonts w:asciiTheme="majorHAnsi" w:hAnsiTheme="majorHAnsi" w:eastAsiaTheme="majorEastAsia" w:cstheme="majorBidi"/>
@@ -13351,10 +14509,11 @@
       <w:szCs w:val="52"/>
     </w:rPr>
   </w:style>
-  <w:style w:type="character" w:customStyle="1" w:styleId="142">
+  <w:style w:type="character" w:customStyle="1" w:styleId="143">
     <w:name w:val="Subtitle Char"/>
-    <w:basedOn w:val="132"/>
-    <w:link w:val="26"/>
+    <w:basedOn w:val="133"/>
+    <w:link w:val="27"/>
+    <w:qFormat/>
     <w:uiPriority w:val="11"/>
     <w:rPr>
       <w:rFonts w:asciiTheme="majorHAnsi" w:hAnsiTheme="majorHAnsi" w:eastAsiaTheme="majorEastAsia" w:cstheme="majorBidi"/>
@@ -13371,7 +14530,7 @@
       </w14:textFill>
     </w:rPr>
   </w:style>
-  <w:style w:type="paragraph" w:styleId="143">
+  <w:style w:type="paragraph" w:styleId="144">
     <w:name w:val="List Paragraph"/>
     <w:basedOn w:val="1"/>
     <w:qFormat/>
@@ -13381,23 +14540,23 @@
       <w:contextualSpacing/>
     </w:pPr>
   </w:style>
-  <w:style w:type="character" w:customStyle="1" w:styleId="144">
+  <w:style w:type="character" w:customStyle="1" w:styleId="145">
     <w:name w:val="Body Text Char"/>
-    <w:basedOn w:val="132"/>
+    <w:basedOn w:val="133"/>
     <w:link w:val="19"/>
     <w:qFormat/>
     <w:uiPriority w:val="99"/>
   </w:style>
-  <w:style w:type="character" w:customStyle="1" w:styleId="145">
+  <w:style w:type="character" w:customStyle="1" w:styleId="146">
     <w:name w:val="Body Text 2 Char"/>
-    <w:basedOn w:val="132"/>
-    <w:link w:val="28"/>
+    <w:basedOn w:val="133"/>
+    <w:link w:val="29"/>
     <w:qFormat/>
     <w:uiPriority w:val="99"/>
   </w:style>
-  <w:style w:type="character" w:customStyle="1" w:styleId="146">
+  <w:style w:type="character" w:customStyle="1" w:styleId="147">
     <w:name w:val="Body Text 3 Char"/>
-    <w:basedOn w:val="132"/>
+    <w:basedOn w:val="133"/>
     <w:link w:val="17"/>
     <w:qFormat/>
     <w:uiPriority w:val="99"/>
@@ -13406,9 +14565,9 @@
       <w:szCs w:val="16"/>
     </w:rPr>
   </w:style>
-  <w:style w:type="character" w:customStyle="1" w:styleId="147">
+  <w:style w:type="character" w:customStyle="1" w:styleId="148">
     <w:name w:val="Macro Text Char"/>
-    <w:basedOn w:val="132"/>
+    <w:basedOn w:val="133"/>
     <w:link w:val="2"/>
     <w:qFormat/>
     <w:uiPriority w:val="99"/>
@@ -13418,11 +14577,11 @@
       <w:szCs w:val="20"/>
     </w:rPr>
   </w:style>
-  <w:style w:type="paragraph" w:styleId="148">
+  <w:style w:type="paragraph" w:styleId="149">
     <w:name w:val="Quote"/>
     <w:basedOn w:val="1"/>
     <w:next w:val="1"/>
-    <w:link w:val="149"/>
+    <w:link w:val="150"/>
     <w:qFormat/>
     <w:uiPriority w:val="29"/>
     <w:rPr>
@@ -13436,10 +14595,10 @@
       </w14:textFill>
     </w:rPr>
   </w:style>
-  <w:style w:type="character" w:customStyle="1" w:styleId="149">
+  <w:style w:type="character" w:customStyle="1" w:styleId="150">
     <w:name w:val="Quote Char"/>
-    <w:basedOn w:val="132"/>
-    <w:link w:val="148"/>
+    <w:basedOn w:val="133"/>
+    <w:link w:val="149"/>
     <w:qFormat/>
     <w:uiPriority w:val="29"/>
     <w:rPr>
@@ -13453,9 +14612,9 @@
       </w14:textFill>
     </w:rPr>
   </w:style>
-  <w:style w:type="character" w:customStyle="1" w:styleId="150">
+  <w:style w:type="character" w:customStyle="1" w:styleId="151">
     <w:name w:val="Heading 4 Char"/>
-    <w:basedOn w:val="132"/>
+    <w:basedOn w:val="133"/>
     <w:link w:val="6"/>
     <w:semiHidden/>
     <w:qFormat/>
@@ -13474,9 +14633,9 @@
       </w14:textFill>
     </w:rPr>
   </w:style>
-  <w:style w:type="character" w:customStyle="1" w:styleId="151">
+  <w:style w:type="character" w:customStyle="1" w:styleId="152">
     <w:name w:val="Heading 5 Char"/>
-    <w:basedOn w:val="132"/>
+    <w:basedOn w:val="133"/>
     <w:link w:val="7"/>
     <w:semiHidden/>
     <w:qFormat/>
@@ -13486,9 +14645,9 @@
       <w:color w:val="254061" w:themeColor="accent1" w:themeShade="80"/>
     </w:rPr>
   </w:style>
-  <w:style w:type="character" w:customStyle="1" w:styleId="152">
+  <w:style w:type="character" w:customStyle="1" w:styleId="153">
     <w:name w:val="Heading 6 Char"/>
-    <w:basedOn w:val="132"/>
+    <w:basedOn w:val="133"/>
     <w:link w:val="8"/>
     <w:semiHidden/>
     <w:qFormat/>
@@ -13500,9 +14659,9 @@
       <w:color w:val="254061" w:themeColor="accent1" w:themeShade="80"/>
     </w:rPr>
   </w:style>
-  <w:style w:type="character" w:customStyle="1" w:styleId="153">
+  <w:style w:type="character" w:customStyle="1" w:styleId="154">
     <w:name w:val="Heading 7 Char"/>
-    <w:basedOn w:val="132"/>
+    <w:basedOn w:val="133"/>
     <w:link w:val="9"/>
     <w:semiHidden/>
     <w:qFormat/>
@@ -13522,9 +14681,9 @@
       </w14:textFill>
     </w:rPr>
   </w:style>
-  <w:style w:type="character" w:customStyle="1" w:styleId="154">
+  <w:style w:type="character" w:customStyle="1" w:styleId="155">
     <w:name w:val="Heading 8 Char"/>
-    <w:basedOn w:val="132"/>
+    <w:basedOn w:val="133"/>
     <w:link w:val="10"/>
     <w:semiHidden/>
     <w:qFormat/>
@@ -13541,9 +14700,9 @@
       </w14:textFill>
     </w:rPr>
   </w:style>
-  <w:style w:type="character" w:customStyle="1" w:styleId="155">
+  <w:style w:type="character" w:customStyle="1" w:styleId="156">
     <w:name w:val="Heading 9 Char"/>
-    <w:basedOn w:val="132"/>
+    <w:basedOn w:val="133"/>
     <w:link w:val="11"/>
     <w:semiHidden/>
     <w:qFormat/>
@@ -13565,11 +14724,11 @@
       </w14:textFill>
     </w:rPr>
   </w:style>
-  <w:style w:type="paragraph" w:styleId="156">
+  <w:style w:type="paragraph" w:styleId="157">
     <w:name w:val="Intense Quote"/>
     <w:basedOn w:val="1"/>
     <w:next w:val="1"/>
-    <w:link w:val="157"/>
+    <w:link w:val="158"/>
     <w:qFormat/>
     <w:uiPriority w:val="30"/>
     <w:pPr>
@@ -13592,10 +14751,10 @@
       </w14:textFill>
     </w:rPr>
   </w:style>
-  <w:style w:type="character" w:customStyle="1" w:styleId="157">
+  <w:style w:type="character" w:customStyle="1" w:styleId="158">
     <w:name w:val="Intense Quote Char"/>
-    <w:basedOn w:val="132"/>
-    <w:link w:val="156"/>
+    <w:basedOn w:val="133"/>
+    <w:link w:val="157"/>
     <w:qFormat/>
     <w:uiPriority w:val="30"/>
     <w:rPr>
@@ -13611,9 +14770,9 @@
       </w14:textFill>
     </w:rPr>
   </w:style>
-  <w:style w:type="character" w:customStyle="1" w:styleId="158">
+  <w:style w:type="character" w:customStyle="1" w:styleId="159">
     <w:name w:val="Subtle Emphasis"/>
-    <w:basedOn w:val="132"/>
+    <w:basedOn w:val="133"/>
     <w:qFormat/>
     <w:uiPriority w:val="19"/>
     <w:rPr>
@@ -13630,9 +14789,9 @@
       </w14:textFill>
     </w:rPr>
   </w:style>
-  <w:style w:type="character" w:customStyle="1" w:styleId="159">
+  <w:style w:type="character" w:customStyle="1" w:styleId="160">
     <w:name w:val="Intense Emphasis"/>
-    <w:basedOn w:val="132"/>
+    <w:basedOn w:val="133"/>
     <w:qFormat/>
     <w:uiPriority w:val="21"/>
     <w:rPr>
@@ -13648,9 +14807,9 @@
       </w14:textFill>
     </w:rPr>
   </w:style>
-  <w:style w:type="character" w:customStyle="1" w:styleId="160">
+  <w:style w:type="character" w:customStyle="1" w:styleId="161">
     <w:name w:val="Subtle Reference"/>
-    <w:basedOn w:val="132"/>
+    <w:basedOn w:val="133"/>
     <w:qFormat/>
     <w:uiPriority w:val="31"/>
     <w:rPr>
@@ -13664,9 +14823,9 @@
       </w14:textFill>
     </w:rPr>
   </w:style>
-  <w:style w:type="character" w:customStyle="1" w:styleId="161">
+  <w:style w:type="character" w:customStyle="1" w:styleId="162">
     <w:name w:val="Intense Reference"/>
-    <w:basedOn w:val="132"/>
+    <w:basedOn w:val="133"/>
     <w:qFormat/>
     <w:uiPriority w:val="32"/>
     <w:rPr>
@@ -13683,9 +14842,9 @@
       </w14:textFill>
     </w:rPr>
   </w:style>
-  <w:style w:type="character" w:customStyle="1" w:styleId="162">
+  <w:style w:type="character" w:customStyle="1" w:styleId="163">
     <w:name w:val="Book Title"/>
-    <w:basedOn w:val="132"/>
+    <w:basedOn w:val="133"/>
     <w:qFormat/>
     <w:uiPriority w:val="33"/>
     <w:rPr>
@@ -13695,7 +14854,7 @@
       <w:spacing w:val="5"/>
     </w:rPr>
   </w:style>
-  <w:style w:type="paragraph" w:customStyle="1" w:styleId="163">
+  <w:style w:type="paragraph" w:customStyle="1" w:styleId="164">
     <w:name w:val="TOC Heading"/>
     <w:basedOn w:val="3"/>
     <w:next w:val="1"/>

--- a/data/full_template_v6.docx
+++ b/data/full_template_v6.docx
@@ -16,7 +16,8 @@
         <w:spacing w:before="480" w:after="240"/>
         <w:jc w:val="center"/>
         <w:rPr>
-          <w:rFonts w:hint="eastAsia" w:ascii="幼圆" w:hAnsi="幼圆" w:eastAsia="幼圆" w:cs="幼圆"/>
+          <w:rFonts w:hint="default" w:ascii="幼圆" w:hAnsi="幼圆" w:eastAsia="幼圆" w:cs="幼圆"/>
+          <w:lang w:val="en-US" w:eastAsia="zh-CN"/>
         </w:rPr>
       </w:pPr>
       <w:r>
@@ -25,8 +26,9 @@
           <w:b/>
           <w:sz w:val="32"/>
           <w:szCs w:val="32"/>
+          <w:lang w:val="en-US" w:eastAsia="zh-CN"/>
         </w:rPr>
-        <w:t>第一章  一级标题示例</w:t>
+        <w:t>ababa</w:t>
       </w:r>
     </w:p>
     <w:p>
@@ -62,7 +64,7 @@
           <w:sz w:val="28"/>
           <w:szCs w:val="28"/>
         </w:rPr>
-        <w:t>1.1  二级标题示例</w:t>
+        <w:t>二级示例</w:t>
       </w:r>
     </w:p>
     <w:p>
@@ -98,7 +100,7 @@
           <w:sz w:val="24"/>
           <w:szCs w:val="24"/>
         </w:rPr>
-        <w:t>1.1.1  三级标题示例</w:t>
+        <w:t>三级示例</w:t>
       </w:r>
     </w:p>
     <w:p>
@@ -1617,8 +1619,6 @@
         </w:rPr>
         <w:t>[[公式]]</w:t>
       </w:r>
-      <w:bookmarkStart w:id="0" w:name="_GoBack"/>
-      <w:bookmarkEnd w:id="0"/>
     </w:p>
     <w:p>
       <w:r>
@@ -1636,11 +1636,13 @@
     </w:p>
     <w:p>
       <w:pPr>
-        <w:jc w:val="center"/>
+        <w:jc w:val="left"/>
         <w:rPr>
           <w:rFonts w:hint="eastAsia" w:ascii="华文行楷" w:hAnsi="华文行楷" w:eastAsia="华文行楷" w:cs="华文行楷"/>
           <w:b/>
           <w:bCs/>
+          <w:sz w:val="96"/>
+          <w:szCs w:val="96"/>
         </w:rPr>
       </w:pPr>
       <w:r>
@@ -1648,8 +1650,8 @@
           <w:rFonts w:hint="eastAsia" w:ascii="华文行楷" w:hAnsi="华文行楷" w:eastAsia="华文行楷" w:cs="华文行楷"/>
           <w:b/>
           <w:bCs/>
-          <w:sz w:val="21"/>
-          <w:szCs w:val="21"/>
+          <w:sz w:val="96"/>
+          <w:szCs w:val="96"/>
         </w:rPr>
         <w:t>图 X-X  图片标题示例</w:t>
       </w:r>
@@ -1689,7 +1691,7 @@
           <w:sz w:val="24"/>
           <w:szCs w:val="24"/>
         </w:rPr>
-        <w:t>第一章  一级条目示例……</w:t>
+        <w:t>示例……</w:t>
       </w:r>
       <w:r>
         <w:rPr>
@@ -1737,7 +1739,7 @@
           <w:sz w:val="24"/>
           <w:szCs w:val="24"/>
         </w:rPr>
-        <w:t>1.1  二级条目示例……1</w:t>
+        <w:t>二级示例……1</w:t>
       </w:r>
     </w:p>
     <w:p>
@@ -1756,7 +1758,7 @@
           <w:sz w:val="21"/>
           <w:szCs w:val="21"/>
         </w:rPr>
-        <w:t>1.1.1  三级条目示例……1</w:t>
+        <w:t>三级示例……1</w:t>
       </w:r>
     </w:p>
     <w:p>
@@ -1767,6 +1769,8 @@
         </w:rPr>
         <w:t>[[目录]]</w:t>
       </w:r>
+      <w:bookmarkStart w:id="0" w:name="_GoBack"/>
+      <w:bookmarkEnd w:id="0"/>
     </w:p>
     <w:p>
       <w:r>
